--- a/doc/mlw-xsheet-v1.6.0-Release-Notes.docx
+++ b/doc/mlw-xsheet-v1.6.0-Release-Notes.docx
@@ -112,7 +112,7 @@
         <w:rPr>
           <w:sz w:val="24"/>
         </w:rPr>
-        <w:t>October 14, 2026</w:t>
+        <w:t>October 16, 2026</w:t>
       </w:r>
     </w:p>
     <w:p>
@@ -395,7 +395,7 @@
               </w:rPr>
               <w:t>2.1 New Features</w:t>
               <w:tab/>
-              <w:t>3</w:t>
+              <w:t>4</w:t>
             </w:r>
           </w:hyperlink>
         </w:p>
@@ -439,7 +439,7 @@
               </w:rPr>
               <w:t>2.3 Schema and Example Changes</w:t>
               <w:tab/>
-              <w:t>4</w:t>
+              <w:t>5</w:t>
             </w:r>
           </w:hyperlink>
         </w:p>
@@ -461,7 +461,7 @@
               </w:rPr>
               <w:t>2.4 Upgrading from 1.5.0</w:t>
               <w:tab/>
-              <w:t>4</w:t>
+              <w:t>5</w:t>
             </w:r>
           </w:hyperlink>
         </w:p>
@@ -505,7 +505,7 @@
               </w:rPr>
               <w:t>3.1 Per-User Storage</w:t>
               <w:tab/>
-              <w:t>5</w:t>
+              <w:t>6</w:t>
             </w:r>
           </w:hyperlink>
         </w:p>
@@ -549,7 +549,7 @@
               </w:rPr>
               <w:t>3.3 The Valkey Service</w:t>
               <w:tab/>
-              <w:t>6</w:t>
+              <w:t>7</w:t>
             </w:r>
           </w:hyperlink>
         </w:p>
@@ -599,6 +599,28 @@
         </w:p>
         <w:p>
           <w:pPr>
+            <w:pStyle w:val="TOC2"/>
+            <w:tabs>
+              <w:tab w:val="clear" w:pos="9077"/>
+              <w:tab w:val="right" w:pos="9359" w:leader="dot"/>
+            </w:tabs>
+            <w:rPr/>
+          </w:pPr>
+          <w:hyperlink w:anchor="__RefHeading___Toc9014_150">
+            <w:r>
+              <w:rPr>
+                <w:webHidden/>
+                <w:rStyle w:val="IndexLink"/>
+                <w:vanish w:val="false"/>
+              </w:rPr>
+              <w:t>3.6 Your Own File Storage</w:t>
+              <w:tab/>
+              <w:t>8</w:t>
+            </w:r>
+          </w:hyperlink>
+        </w:p>
+        <w:p>
+          <w:pPr>
             <w:pStyle w:val="TOC1"/>
             <w:tabs>
               <w:tab w:val="clear" w:pos="9360"/>
@@ -606,7 +628,7 @@
             </w:tabs>
             <w:rPr/>
           </w:pPr>
-          <w:hyperlink w:anchor="__RefHeading___Toc9014_150">
+          <w:hyperlink w:anchor="__RefHeading___Toc9015_150">
             <w:r>
               <w:rPr>
                 <w:webHidden/>
@@ -615,7 +637,7 @@
               </w:rPr>
               <w:t>4. Known Limitations</w:t>
               <w:tab/>
-              <w:t>7</w:t>
+              <w:t>9</w:t>
             </w:r>
           </w:hyperlink>
         </w:p>
@@ -637,7 +659,7 @@
               </w:rPr>
               <w:t>Copyright Notice</w:t>
               <w:tab/>
-              <w:t>8</w:t>
+              <w:t>10</w:t>
             </w:r>
           </w:hyperlink>
         </w:p>
@@ -659,7 +681,7 @@
               </w:rPr>
               <w:t>Contact Information</w:t>
               <w:tab/>
-              <w:t>10</w:t>
+              <w:t>12</w:t>
             </w:r>
           </w:hyperlink>
           <w:r>
@@ -710,7 +732,7 @@
       </w:pPr>
       <w:r>
         <w:rPr/>
-        <w:t>Version 1.6.0 changes where the app keeps each person's saved state. Until now preferences, recent files, the document last worked on and unsaved drafts were kept per browser, in a cookie-identified file on the server, so two people using one browser shared them and one person using two browsers had two copies. They are now kept in Valkey, the open-source (BSD-3-Clause), Redis-compatible in-memory database, run as a new service in the Compose files, under the user who is logged in: they follow the person to any browser, and are not shared with anyone else. Everything else is as in version 1.5.0: documents, schemas, Keycloak login and roles carry over unchanged. Section 2, Update, lists everything that is different from version 1.5.0.</w:t>
+        <w:t>Version 1.6.0 changes where the app keeps each person's saved state. Until now preferences, recent files, the document last worked on and unsaved drafts were kept per browser, in a cookie-identified file on the server, so two people using one browser shared them and one person using two browsers had two copies. They are now kept in Valkey, the open-source (BSD-3-Clause), Redis-compatible in-memory database, run as a new service in the Compose files, under the user who is logged in: they follow the person to any browser, and are not shared with anyone else. It also lets each person open and save their exposure sheets in their own file storage (mlw-storage, an SFTPGo server), reached with their Keycloak login. Everything else is as in version 1.5.0: documents, schemas, Keycloak login and roles carry over unchanged. Section 2, Update, lists everything that is different from version 1.5.0.</w:t>
       </w:r>
     </w:p>
     <w:p>
@@ -815,18 +837,6 @@
     </w:p>
     <w:p>
       <w:pPr>
-        <w:pStyle w:val="Heading2"/>
-        <w:rPr/>
-      </w:pPr>
-      <w:bookmarkStart w:id="9003" w:name="__RefHeading___Toc9002_150"/>
-      <w:r>
-        <w:rPr/>
-        <w:t>Getting Started</w:t>
-      </w:r>
-      <w:bookmarkEnd w:id="9003"/>
-    </w:p>
-    <w:p>
-      <w:pPr>
         <w:pStyle w:val="ListBullet"/>
         <w:numPr>
           <w:ilvl w:val="0"/>
@@ -840,12 +850,24 @@
         <w:rPr>
           <w:b/>
         </w:rPr>
-        <w:t>Development</w:t>
+        <w:t>Your own file storage</w:t>
       </w:r>
       <w:r>
         <w:rPr/>
-        <w:t>: run docker compose up -d --build in the project folder and open http://localhost:8080. Valkey starts with it; nothing needs to be configured.</w:t>
+        <w:t>: File &gt; Open and Save As browse the logged-in Keycloak user's own folder on the mlw-storage server (SFTP, through its gateway mlw-proxy) instead of the server's data folder. Profile shows which storage and folder is in use, and File &gt; Storage Location lets the user choose the folder.</w:t>
       </w:r>
+    </w:p>
+    <w:p>
+      <w:pPr>
+        <w:pStyle w:val="Heading2"/>
+        <w:rPr/>
+      </w:pPr>
+      <w:bookmarkStart w:id="9003" w:name="__RefHeading___Toc9002_150"/>
+      <w:r>
+        <w:rPr/>
+        <w:t>Getting Started</w:t>
+      </w:r>
+      <w:bookmarkEnd w:id="9003"/>
     </w:p>
     <w:p>
       <w:pPr>
@@ -862,11 +884,11 @@
         <w:rPr>
           <w:b/>
         </w:rPr>
-        <w:t>Production</w:t>
+        <w:t>Development</w:t>
       </w:r>
       <w:r>
         <w:rPr/>
-        <w:t>: MLW_DOMAIN=your.host docker compose -f compose.yaml -f compose.prod.yaml up -d --build, as before. Optionally set MLW_VALKEY_PASSWORD in .env.</w:t>
+        <w:t>: run docker compose up -d --build in the project folder and open http://localhost:8080. Valkey starts with it; nothing needs to be configured.</w:t>
       </w:r>
     </w:p>
     <w:p>
@@ -884,11 +906,11 @@
         <w:rPr>
           <w:b/>
         </w:rPr>
-        <w:t>Look at the data</w:t>
+        <w:t>Production</w:t>
       </w:r>
       <w:r>
         <w:rPr/>
-        <w:t>: docker exec &lt;valkey container&gt; valkey-cli --scan --pattern 'mlw:xsheet:*' lists the records; in development, valkey-cli -p 6380 does the same from the host.</w:t>
+        <w:t>: MLW_DOMAIN=your.host docker compose -f compose.yaml -f compose.prod.yaml up -d --build, as before. Optionally set MLW_VALKEY_PASSWORD in .env.</w:t>
       </w:r>
     </w:p>
     <w:p>
@@ -906,6 +928,28 @@
         <w:rPr>
           <w:b/>
         </w:rPr>
+        <w:t>Look at the data</w:t>
+      </w:r>
+      <w:r>
+        <w:rPr/>
+        <w:t>: docker exec &lt;valkey container&gt; valkey-cli --scan --pattern 'mlw:xsheet:*' lists the records; in development, valkey-cli -p 6380 does the same from the host.</w:t>
+      </w:r>
+    </w:p>
+    <w:p>
+      <w:pPr>
+        <w:pStyle w:val="ListBullet"/>
+        <w:numPr>
+          <w:ilvl w:val="0"/>
+          <w:numId w:val="1"/>
+        </w:numPr>
+        <w:spacing w:before="0" w:after="60"/>
+        <w:contextualSpacing/>
+        <w:rPr/>
+      </w:pPr>
+      <w:r>
+        <w:rPr>
+          <w:b/>
+        </w:rPr>
         <w:t>Upgrading from 1.5.0</w:t>
       </w:r>
       <w:r>
@@ -1081,34 +1125,12 @@
         <w:rPr>
           <w:b/>
         </w:rPr>
-        <w:t>userstore.py</w:t>
+        <w:t>Per-user file storage</w:t>
       </w:r>
       <w:r>
         <w:rPr/>
-        <w:t>: the new module that holds the Valkey-backed store.</w:t>
+        <w:t>: File &gt; Open and Save As work on the user's own mlw-storage folder (section 3.6). Profile shows the storage, the folder and the access; File &gt; Storage Location chooses the folder.</w:t>
       </w:r>
-    </w:p>
-    <w:p>
-      <w:pPr>
-        <w:pStyle w:val="Normal"/>
-        <w:rPr/>
-      </w:pPr>
-      <w:r>
-        <w:rPr/>
-        <w:t>Section 3 describes each of them in full.</w:t>
-      </w:r>
-    </w:p>
-    <w:p>
-      <w:pPr>
-        <w:pStyle w:val="Heading2"/>
-        <w:rPr/>
-      </w:pPr>
-      <w:bookmarkStart w:id="9006" w:name="__RefHeading___Toc9005_150"/>
-      <w:r>
-        <w:rPr/>
-        <w:t>2.2 Changed Behavior</w:t>
-      </w:r>
-      <w:bookmarkEnd w:id="9006"/>
     </w:p>
     <w:p>
       <w:pPr>
@@ -1125,11 +1147,11 @@
         <w:rPr>
           <w:b/>
         </w:rPr>
-        <w:t>Who owns the saved state</w:t>
+        <w:t>Storage settings</w:t>
       </w:r>
       <w:r>
         <w:rPr/>
-        <w:t>: in 1.5.0, a browser, identified by a cookie; in 1.6.0, the logged-in user, wherever they log in from.</w:t>
+        <w:t>: MLW_STORAGE_URL and related variables in .env; tools/keycloak_setup.py gives new users the mlw-user role the storage requires (--storage-role).</w:t>
       </w:r>
     </w:p>
     <w:p>
@@ -1147,12 +1169,34 @@
         <w:rPr>
           <w:b/>
         </w:rPr>
-        <w:t>Two people, one browser</w:t>
+        <w:t>userstore.py</w:t>
       </w:r>
       <w:r>
         <w:rPr/>
-        <w:t>: in 1.5.0, they shared preferences, recent files and drafts; in 1.6.0, each has their own.</w:t>
+        <w:t>: the new module that holds the Valkey-backed store.</w:t>
       </w:r>
+    </w:p>
+    <w:p>
+      <w:pPr>
+        <w:pStyle w:val="Normal"/>
+        <w:rPr/>
+      </w:pPr>
+      <w:r>
+        <w:rPr/>
+        <w:t>Section 3 describes each of them in full.</w:t>
+      </w:r>
+    </w:p>
+    <w:p>
+      <w:pPr>
+        <w:pStyle w:val="Heading2"/>
+        <w:rPr/>
+      </w:pPr>
+      <w:bookmarkStart w:id="9006" w:name="__RefHeading___Toc9005_150"/>
+      <w:r>
+        <w:rPr/>
+        <w:t>2.2 Changed Behavior</w:t>
+      </w:r>
+      <w:bookmarkEnd w:id="9006"/>
     </w:p>
     <w:p>
       <w:pPr>
@@ -1169,11 +1213,11 @@
         <w:rPr>
           <w:b/>
         </w:rPr>
-        <w:t>One person, two browsers</w:t>
+        <w:t>Who owns the saved state</w:t>
       </w:r>
       <w:r>
         <w:rPr/>
-        <w:t>: in 1.5.0, each browser had its own copy; in 1.6.0, one copy, shared by both.</w:t>
+        <w:t>: in 1.5.0, a browser, identified by a cookie; in 1.6.0, the logged-in user, wherever they log in from.</w:t>
       </w:r>
     </w:p>
     <w:p>
@@ -1191,11 +1235,11 @@
         <w:rPr>
           <w:b/>
         </w:rPr>
-        <w:t>Where it is kept</w:t>
+        <w:t>Two people, one browser</w:t>
       </w:r>
       <w:r>
         <w:rPr/>
-        <w:t>: in 1.5.0, files in NICEGUI_STORAGE_PATH; in 1.6.0, Valkey (the valkey-data volume), unless Valkey is off.</w:t>
+        <w:t>: in 1.5.0, they shared preferences, recent files and drafts; in 1.6.0, each has their own.</w:t>
       </w:r>
     </w:p>
     <w:p>
@@ -1213,11 +1257,11 @@
         <w:rPr>
           <w:b/>
         </w:rPr>
-        <w:t>Services in Compose</w:t>
+        <w:t>One person, two browsers</w:t>
       </w:r>
       <w:r>
         <w:rPr/>
-        <w:t>: in 1.5.0, xsheet (and caddy in production); in 1.6.0, also valkey; xsheet starts after it is healthy.</w:t>
+        <w:t>: in 1.5.0, each browser had its own copy; in 1.6.0, one copy, shared by both.</w:t>
       </w:r>
     </w:p>
     <w:p>
@@ -1235,11 +1279,11 @@
         <w:rPr>
           <w:b/>
         </w:rPr>
-        <w:t>Pop-up log files</w:t>
+        <w:t>Open and Save As</w:t>
       </w:r>
       <w:r>
         <w:rPr/>
-        <w:t>: in 1.5.0, per browser, in NICEGUI_STORAGE_PATH/logs; in 1.6.0, unchanged. Only the log settings (on or off, time zone) follow the user.</w:t>
+        <w:t>: in 1.5.0, they used the server's data folder; in 1.6.0, for Keycloak users with storage set up, they use the user's own storage, and report an error if it cannot be reached. The built-in account, and installations without MLW_STORAGE_URL, keep the data folder.</w:t>
       </w:r>
     </w:p>
     <w:p>
@@ -1257,46 +1301,12 @@
         <w:rPr>
           <w:b/>
         </w:rPr>
-        <w:t>Login state and server settings</w:t>
+        <w:t>Where it is kept</w:t>
       </w:r>
       <w:r>
         <w:rPr/>
-        <w:t>: in 1.5.0, in NiceGUI's storage; in 1.6.0, unchanged: who is logged in, their roles, the built-in password and the time-out stay there.</w:t>
+        <w:t>: in 1.5.0, files in NICEGUI_STORAGE_PATH; in 1.6.0, Valkey (the valkey-data volume), unless Valkey is off.</w:t>
       </w:r>
-    </w:p>
-    <w:p>
-      <w:pPr>
-        <w:pStyle w:val="Heading2"/>
-        <w:rPr/>
-      </w:pPr>
-      <w:bookmarkStart w:id="9007" w:name="__RefHeading___Toc9006_150"/>
-      <w:r>
-        <w:rPr/>
-        <w:t>2.3 Schema and Example Changes</w:t>
-      </w:r>
-      <w:bookmarkEnd w:id="9007"/>
-    </w:p>
-    <w:p>
-      <w:pPr>
-        <w:pStyle w:val="Normal"/>
-        <w:rPr/>
-      </w:pPr>
-      <w:r>
-        <w:rPr/>
-        <w:t>None. The schemas and the example document are unchanged from 1.5.0.</w:t>
-      </w:r>
-    </w:p>
-    <w:p>
-      <w:pPr>
-        <w:pStyle w:val="Heading2"/>
-        <w:rPr/>
-      </w:pPr>
-      <w:bookmarkStart w:id="9008" w:name="__RefHeading___Toc9007_150"/>
-      <w:r>
-        <w:rPr/>
-        <w:t>2.4 Upgrading from 1.5.0</w:t>
-      </w:r>
-      <w:bookmarkEnd w:id="9008"/>
     </w:p>
     <w:p>
       <w:pPr>
@@ -1313,11 +1323,11 @@
         <w:rPr>
           <w:b/>
         </w:rPr>
-        <w:t>Save first</w:t>
+        <w:t>Services in Compose</w:t>
       </w:r>
       <w:r>
         <w:rPr/>
-        <w:t>: unsaved drafts that exist only in the old per-browser storage are not moved to Valkey, because a browser may have been used by more than one person. Save or close your documents before upgrading.</w:t>
+        <w:t>: in 1.5.0, xsheet (and caddy in production); in 1.6.0, also valkey; xsheet starts after it is healthy.</w:t>
       </w:r>
     </w:p>
     <w:p>
@@ -1335,11 +1345,11 @@
         <w:rPr>
           <w:b/>
         </w:rPr>
-        <w:t>Development</w:t>
+        <w:t>Pop-up log files</w:t>
       </w:r>
       <w:r>
         <w:rPr/>
-        <w:t>: docker compose up -d --build. This starts the valkey service and a valkey-data volume, and the app installs the new Python package (valkey) at start-up.</w:t>
+        <w:t>: in 1.5.0, per browser, in NICEGUI_STORAGE_PATH/logs; in 1.6.0, unchanged. Only the log settings (on or off, time zone) follow the user.</w:t>
       </w:r>
     </w:p>
     <w:p>
@@ -1357,12 +1367,46 @@
         <w:rPr>
           <w:b/>
         </w:rPr>
-        <w:t>Production</w:t>
+        <w:t>Login state and server settings</w:t>
       </w:r>
       <w:r>
         <w:rPr/>
-        <w:t>: docker compose -f compose.yaml -f compose.prod.yaml up -d --build. The valkey-data volume is new (named mlw-xsheet-prod_valkey-data); keep it between deploys, because it holds each user's settings and drafts. No new variable is required.</w:t>
+        <w:t>: in 1.5.0, in NiceGUI's storage; in 1.6.0, unchanged: who is logged in, their roles, the built-in password and the time-out stay there.</w:t>
       </w:r>
+    </w:p>
+    <w:p>
+      <w:pPr>
+        <w:pStyle w:val="Heading2"/>
+        <w:rPr/>
+      </w:pPr>
+      <w:bookmarkStart w:id="9007" w:name="__RefHeading___Toc9006_150"/>
+      <w:r>
+        <w:rPr/>
+        <w:t>2.3 Schema and Example Changes</w:t>
+      </w:r>
+      <w:bookmarkEnd w:id="9007"/>
+    </w:p>
+    <w:p>
+      <w:pPr>
+        <w:pStyle w:val="Normal"/>
+        <w:rPr/>
+      </w:pPr>
+      <w:r>
+        <w:rPr/>
+        <w:t>None. The schemas and the example document are unchanged from 1.5.0.</w:t>
+      </w:r>
+    </w:p>
+    <w:p>
+      <w:pPr>
+        <w:pStyle w:val="Heading2"/>
+        <w:rPr/>
+      </w:pPr>
+      <w:bookmarkStart w:id="9008" w:name="__RefHeading___Toc9007_150"/>
+      <w:r>
+        <w:rPr/>
+        <w:t>2.4 Upgrading from 1.5.0</w:t>
+      </w:r>
+      <w:bookmarkEnd w:id="9008"/>
     </w:p>
     <w:p>
       <w:pPr>
@@ -1379,11 +1423,11 @@
         <w:rPr>
           <w:b/>
         </w:rPr>
-        <w:t>Preferences</w:t>
+        <w:t>Save first</w:t>
       </w:r>
       <w:r>
         <w:rPr/>
-        <w:t>: the first time a user logs in, their record starts from the preferences of the browser they use (format, XSheet style, Sketchpad text, report options, recent files and so on, but not drafts), so most people see no change. After that, Valkey is the source.</w:t>
+        <w:t>: unsaved drafts that exist only in the old per-browser storage are not moved to Valkey, because a browser may have been used by more than one person. Save or close your documents before upgrading.</w:t>
       </w:r>
     </w:p>
     <w:p>
@@ -1401,11 +1445,99 @@
         <w:rPr>
           <w:b/>
         </w:rPr>
+        <w:t>Development</w:t>
+      </w:r>
+      <w:r>
+        <w:rPr/>
+        <w:t>: docker compose up -d --build. This starts the valkey service and a valkey-data volume, and the app installs the new Python package (valkey) at start-up.</w:t>
+      </w:r>
+    </w:p>
+    <w:p>
+      <w:pPr>
+        <w:pStyle w:val="ListBullet"/>
+        <w:numPr>
+          <w:ilvl w:val="0"/>
+          <w:numId w:val="1"/>
+        </w:numPr>
+        <w:spacing w:before="0" w:after="60"/>
+        <w:contextualSpacing/>
+        <w:rPr/>
+      </w:pPr>
+      <w:r>
+        <w:rPr>
+          <w:b/>
+        </w:rPr>
+        <w:t>Production</w:t>
+      </w:r>
+      <w:r>
+        <w:rPr/>
+        <w:t>: docker compose -f compose.yaml -f compose.prod.yaml up -d --build. The valkey-data volume is new (named mlw-xsheet-prod_valkey-data); keep it between deploys, because it holds each user's settings and drafts. No new variable is required.</w:t>
+      </w:r>
+    </w:p>
+    <w:p>
+      <w:pPr>
+        <w:pStyle w:val="ListBullet"/>
+        <w:numPr>
+          <w:ilvl w:val="0"/>
+          <w:numId w:val="1"/>
+        </w:numPr>
+        <w:spacing w:before="0" w:after="60"/>
+        <w:contextualSpacing/>
+        <w:rPr/>
+      </w:pPr>
+      <w:r>
+        <w:rPr>
+          <w:b/>
+        </w:rPr>
+        <w:t>Preferences</w:t>
+      </w:r>
+      <w:r>
+        <w:rPr/>
+        <w:t>: the first time a user logs in, their record starts from the preferences of the browser they use (format, XSheet style, Sketchpad text, report options, recent files and so on, but not drafts), so most people see no change. After that, Valkey is the source.</w:t>
+      </w:r>
+    </w:p>
+    <w:p>
+      <w:pPr>
+        <w:pStyle w:val="ListBullet"/>
+        <w:numPr>
+          <w:ilvl w:val="0"/>
+          <w:numId w:val="1"/>
+        </w:numPr>
+        <w:spacing w:before="0" w:after="60"/>
+        <w:contextualSpacing/>
+        <w:rPr/>
+      </w:pPr>
+      <w:r>
+        <w:rPr>
+          <w:b/>
+        </w:rPr>
         <w:t>Keeping the old behaviour</w:t>
       </w:r>
       <w:r>
         <w:rPr/>
         <w:t>: set MLW_VALKEY_URL= (empty) in .env, and the app keeps the data per browser.</w:t>
+      </w:r>
+    </w:p>
+    <w:p>
+      <w:pPr>
+        <w:pStyle w:val="ListBullet"/>
+        <w:numPr>
+          <w:ilvl w:val="0"/>
+          <w:numId w:val="1"/>
+        </w:numPr>
+        <w:spacing w:before="0" w:after="60"/>
+        <w:contextualSpacing/>
+        <w:rPr/>
+      </w:pPr>
+      <w:r>
+        <w:rPr>
+          <w:b/>
+        </w:rPr>
+        <w:t>Storage</w:t>
+      </w:r>
+      <w:r>
+        <w:rPr/>
+        <w:t>: optional. Set MLW_STORAGE_URL (and MLW_STORAGE_SFTP_HOST) in .env to the mlw-storage gateway, and give users the mlw-user role in Keycloak (tools/keycloak_setup.py --storage-role does so for the user it creates). New Python packages (paramiko and its dependencies) are installed at start-up; see doc/licenses.txt.</w:t>
       </w:r>
     </w:p>
     <w:p>
@@ -1618,7 +1750,7 @@
                 <w:szCs w:val="22"/>
                 <w:lang w:val="en-US" w:eastAsia="en-US" w:bidi="ar-SA"/>
               </w:rPr>
-              <w:t>Preferences (the Format layout, XSheet style, Sketchpad text type and size, report sections, Export XSheet and Export OCA options, whether the XML tab is shown, the pop-up log settings), the chosen schema, recent files and how many to list, the folder File &gt; Open starts in, the document last worked on and each document's unsaved draft (its text, and its unsaved sketch).</w:t>
+              <w:t>Preferences (the Format layout, XSheet style, Sketchpad text type and size, report sections, Export XSheet and Export OCA options, whether the XML tab is shown, the pop-up log settings), the chosen schema, recent files and how many to list, the folder File &gt; Open starts in, the folder the storage dialogs start in, the document last worked on and each document's unsaved draft (its text, and its unsaved sketch).</w:t>
             </w:r>
           </w:p>
         </w:tc>
@@ -2355,7 +2487,7 @@
                 <w:szCs w:val="22"/>
                 <w:lang w:val="en-US" w:eastAsia="en-US" w:bidi="ar-SA"/>
               </w:rPr>
-              <w:t>One field per setting, each value JSON: format_prefs, schema_path, xsheet_style, report_sections, report_include_raw, export_sketch, sketch_font, sketch_font_size, xml_editor, popup_log, popup_log_time, popup_log_zone, oca_export, recent_files, recent_files_limit, open_dir, last_document.</w:t>
+              <w:t>One field per setting, each value JSON: format_prefs, schema_path, xsheet_style, report_sections, report_include_raw, export_sketch, sketch_font, sketch_font_size, xml_editor, popup_log, popup_log_time, popup_log_zone, oca_export, recent_files, recent_files_limit, open_dir, storage_dir, last_document.</w:t>
             </w:r>
           </w:p>
         </w:tc>
@@ -3942,14 +4074,1194 @@
     </w:p>
     <w:p>
       <w:pPr>
+        <w:pStyle w:val="Heading2"/>
+        <w:rPr/>
+      </w:pPr>
+      <w:bookmarkStart w:id="9015" w:name="__RefHeading___Toc9014_150"/>
+      <w:r>
+        <w:rPr/>
+        <w:t>3.6 Your Own File Storage</w:t>
+      </w:r>
+      <w:bookmarkEnd w:id="9015"/>
+    </w:p>
+    <w:p>
+      <w:pPr>
+        <w:pStyle w:val="Normal"/>
+        <w:rPr/>
+      </w:pPr>
+      <w:r>
+        <w:rPr/>
+        <w:t>mlw-storage is a separate server (SFTPGo, with a gateway called mlw-proxy) that keeps each user's files. mlw-xsheet reaches it with the Keycloak login of the user, so the storage a person sees is decided by who they are, never by the app.</w:t>
+      </w:r>
+    </w:p>
+    <w:tbl>
+      <w:tblPr>
+        <w:tblStyle w:val="TableGrid"/>
+        <w:tblW w:w="9360" w:type="dxa"/>
+        <w:jc w:val="center"/>
+        <w:tblInd w:w="0" w:type="dxa"/>
+        <w:tblLayout w:type="fixed"/>
+        <w:tblCellMar>
+          <w:top w:w="0" w:type="dxa"/>
+          <w:left w:w="108" w:type="dxa"/>
+          <w:bottom w:w="0" w:type="dxa"/>
+          <w:right w:w="108" w:type="dxa"/>
+        </w:tblCellMar>
+        <w:tblLook w:val="04a0" w:noHBand="0" w:noVBand="1" w:firstColumn="1" w:lastRow="0" w:lastColumn="0" w:firstRow="1"/>
+      </w:tblPr>
+      <w:tblGrid>
+        <w:gridCol w:w="2304"/>
+        <w:gridCol w:w="7055"/>
+      </w:tblGrid>
+      <w:tr>
+        <w:trPr>
+          <w:tblHeader w:val="true"/>
+        </w:trPr>
+        <w:tc>
+          <w:tcPr>
+            <w:tcW w:w="2304" w:type="dxa"/>
+            <w:tcBorders/>
+            <w:shd w:color="auto" w:fill="5898D4" w:val="clear"/>
+          </w:tcPr>
+          <w:p>
+            <w:pPr>
+              <w:pStyle w:val="Normal"/>
+              <w:widowControl/>
+              <w:suppressAutoHyphens w:val="true"/>
+              <w:spacing w:before="0" w:after="120"/>
+              <w:jc w:val="left"/>
+              <w:rPr>
+                <w:rFonts w:cs=""/>
+                <w:kern w:val="0"/>
+                <w:szCs w:val="22"/>
+                <w:lang w:val="en-US" w:eastAsia="en-US" w:bidi="ar-SA"/>
+              </w:rPr>
+            </w:pPr>
+            <w:r>
+              <w:rPr>
+                <w:rFonts w:cs=""/>
+                <w:b/>
+                <w:color w:val="FFFFFF"/>
+                <w:kern w:val="0"/>
+                <w:sz w:val="19"/>
+                <w:szCs w:val="22"/>
+                <w:lang w:val="en-US" w:eastAsia="en-US" w:bidi="ar-SA"/>
+              </w:rPr>
+              <w:t>Feature</w:t>
+            </w:r>
+          </w:p>
+        </w:tc>
+        <w:tc>
+          <w:tcPr>
+            <w:tcW w:w="7055" w:type="dxa"/>
+            <w:tcBorders/>
+            <w:shd w:color="auto" w:fill="5898D4" w:val="clear"/>
+          </w:tcPr>
+          <w:p>
+            <w:pPr>
+              <w:pStyle w:val="Normal"/>
+              <w:widowControl/>
+              <w:suppressAutoHyphens w:val="true"/>
+              <w:spacing w:before="0" w:after="120"/>
+              <w:jc w:val="left"/>
+              <w:rPr>
+                <w:rFonts w:cs=""/>
+                <w:kern w:val="0"/>
+                <w:szCs w:val="22"/>
+                <w:lang w:val="en-US" w:eastAsia="en-US" w:bidi="ar-SA"/>
+              </w:rPr>
+            </w:pPr>
+            <w:r>
+              <w:rPr>
+                <w:rFonts w:cs=""/>
+                <w:b/>
+                <w:color w:val="FFFFFF"/>
+                <w:kern w:val="0"/>
+                <w:sz w:val="19"/>
+                <w:szCs w:val="22"/>
+                <w:lang w:val="en-US" w:eastAsia="en-US" w:bidi="ar-SA"/>
+              </w:rPr>
+              <w:t>Capability</w:t>
+            </w:r>
+          </w:p>
+        </w:tc>
+      </w:tr>
+      <w:tr>
+        <w:trPr>
+          <w:cantSplit w:val="true"/>
+        </w:trPr>
+        <w:tc>
+          <w:tcPr>
+            <w:tcW w:w="2304" w:type="dxa"/>
+            <w:tcBorders/>
+          </w:tcPr>
+          <w:p>
+            <w:pPr>
+              <w:pStyle w:val="Normal"/>
+              <w:widowControl/>
+              <w:suppressAutoHyphens w:val="true"/>
+              <w:spacing w:before="0" w:after="0"/>
+              <w:jc w:val="left"/>
+              <w:rPr>
+                <w:rFonts w:cs=""/>
+                <w:kern w:val="0"/>
+                <w:szCs w:val="22"/>
+                <w:lang w:val="en-US" w:eastAsia="en-US" w:bidi="ar-SA"/>
+              </w:rPr>
+            </w:pPr>
+            <w:r>
+              <w:rPr>
+                <w:rFonts w:cs=""/>
+                <w:b/>
+                <w:kern w:val="0"/>
+                <w:sz w:val="19"/>
+                <w:szCs w:val="22"/>
+                <w:lang w:val="en-US" w:eastAsia="en-US" w:bidi="ar-SA"/>
+              </w:rPr>
+              <w:t>Open and Save As</w:t>
+            </w:r>
+          </w:p>
+        </w:tc>
+        <w:tc>
+          <w:tcPr>
+            <w:tcW w:w="7055" w:type="dxa"/>
+            <w:tcBorders/>
+          </w:tcPr>
+          <w:p>
+            <w:pPr>
+              <w:pStyle w:val="Normal"/>
+              <w:widowControl/>
+              <w:suppressAutoHyphens w:val="true"/>
+              <w:spacing w:before="0" w:after="0"/>
+              <w:jc w:val="left"/>
+              <w:rPr>
+                <w:rFonts w:cs=""/>
+                <w:kern w:val="0"/>
+                <w:szCs w:val="22"/>
+                <w:lang w:val="en-US" w:eastAsia="en-US" w:bidi="ar-SA"/>
+              </w:rPr>
+            </w:pPr>
+            <w:r>
+              <w:rPr>
+                <w:rFonts w:cs=""/>
+                <w:kern w:val="0"/>
+                <w:sz w:val="19"/>
+                <w:szCs w:val="22"/>
+                <w:lang w:val="en-US" w:eastAsia="en-US" w:bidi="ar-SA"/>
+              </w:rPr>
+              <w:t>For Keycloak users, File &gt; Open and File &gt; Save As (and Save on a document that has no file yet) browse the user's own storage, and the dialogs remember the last folder. Save As can create a folder. A document opened from storage is saved back to it by Save; its sketch is saved beside it as .svg; it appears in Open Recent, drafts and the last document as storage:/folder/file.xml, in the user's own Valkey record. Export commands still write to the server's data folder.</w:t>
+            </w:r>
+          </w:p>
+        </w:tc>
+      </w:tr>
+      <w:tr>
+        <w:trPr>
+          <w:cantSplit w:val="true"/>
+        </w:trPr>
+        <w:tc>
+          <w:tcPr>
+            <w:tcW w:w="2304" w:type="dxa"/>
+            <w:tcBorders/>
+          </w:tcPr>
+          <w:p>
+            <w:pPr>
+              <w:pStyle w:val="Normal"/>
+              <w:widowControl/>
+              <w:suppressAutoHyphens w:val="true"/>
+              <w:spacing w:before="0" w:after="0"/>
+              <w:jc w:val="left"/>
+              <w:rPr>
+                <w:rFonts w:cs=""/>
+                <w:kern w:val="0"/>
+                <w:szCs w:val="22"/>
+                <w:lang w:val="en-US" w:eastAsia="en-US" w:bidi="ar-SA"/>
+              </w:rPr>
+            </w:pPr>
+            <w:r>
+              <w:rPr>
+                <w:rFonts w:cs=""/>
+                <w:b/>
+                <w:kern w:val="0"/>
+                <w:sz w:val="19"/>
+                <w:szCs w:val="22"/>
+                <w:lang w:val="en-US" w:eastAsia="en-US" w:bidi="ar-SA"/>
+              </w:rPr>
+              <w:t>Profile</w:t>
+            </w:r>
+          </w:p>
+        </w:tc>
+        <w:tc>
+          <w:tcPr>
+            <w:tcW w:w="7055" w:type="dxa"/>
+            <w:tcBorders/>
+          </w:tcPr>
+          <w:p>
+            <w:pPr>
+              <w:pStyle w:val="Normal"/>
+              <w:widowControl/>
+              <w:suppressAutoHyphens w:val="true"/>
+              <w:spacing w:before="0" w:after="0"/>
+              <w:jc w:val="left"/>
+              <w:rPr>
+                <w:rFonts w:cs=""/>
+                <w:kern w:val="0"/>
+                <w:szCs w:val="22"/>
+                <w:lang w:val="en-US" w:eastAsia="en-US" w:bidi="ar-SA"/>
+              </w:rPr>
+            </w:pPr>
+            <w:r>
+              <w:rPr>
+                <w:rFonts w:cs=""/>
+                <w:kern w:val="0"/>
+                <w:sz w:val="19"/>
+                <w:szCs w:val="22"/>
+                <w:lang w:val="en-US" w:eastAsia="en-US" w:bidi="ar-SA"/>
+              </w:rPr>
+              <w:t>Storage (the server and SFTP port), Storage folder (the user's private directory, or the shared folder chosen) and Storage access (read and write, or read-only), read when the user logs in, plus a Storage Location button.</w:t>
+            </w:r>
+          </w:p>
+        </w:tc>
+      </w:tr>
+      <w:tr>
+        <w:trPr>
+          <w:cantSplit w:val="true"/>
+        </w:trPr>
+        <w:tc>
+          <w:tcPr>
+            <w:tcW w:w="2304" w:type="dxa"/>
+            <w:tcBorders/>
+          </w:tcPr>
+          <w:p>
+            <w:pPr>
+              <w:pStyle w:val="Normal"/>
+              <w:widowControl/>
+              <w:suppressAutoHyphens w:val="true"/>
+              <w:spacing w:before="0" w:after="0"/>
+              <w:jc w:val="left"/>
+              <w:rPr>
+                <w:rFonts w:cs=""/>
+                <w:kern w:val="0"/>
+                <w:szCs w:val="22"/>
+                <w:lang w:val="en-US" w:eastAsia="en-US" w:bidi="ar-SA"/>
+              </w:rPr>
+            </w:pPr>
+            <w:r>
+              <w:rPr>
+                <w:rFonts w:cs=""/>
+                <w:b/>
+                <w:kern w:val="0"/>
+                <w:sz w:val="19"/>
+                <w:szCs w:val="22"/>
+                <w:lang w:val="en-US" w:eastAsia="en-US" w:bidi="ar-SA"/>
+              </w:rPr>
+              <w:t>Storage Location</w:t>
+            </w:r>
+          </w:p>
+        </w:tc>
+        <w:tc>
+          <w:tcPr>
+            <w:tcW w:w="7055" w:type="dxa"/>
+            <w:tcBorders/>
+          </w:tcPr>
+          <w:p>
+            <w:pPr>
+              <w:pStyle w:val="Normal"/>
+              <w:widowControl/>
+              <w:suppressAutoHyphens w:val="true"/>
+              <w:spacing w:before="0" w:after="0"/>
+              <w:jc w:val="left"/>
+              <w:rPr>
+                <w:rFonts w:cs=""/>
+                <w:kern w:val="0"/>
+                <w:szCs w:val="22"/>
+                <w:lang w:val="en-US" w:eastAsia="en-US" w:bidi="ar-SA"/>
+              </w:rPr>
+            </w:pPr>
+            <w:r>
+              <w:rPr>
+                <w:rFonts w:cs=""/>
+                <w:kern w:val="0"/>
+                <w:sz w:val="19"/>
+                <w:szCs w:val="22"/>
+                <w:lang w:val="en-US" w:eastAsia="en-US" w:bidi="ar-SA"/>
+              </w:rPr>
+              <w:t>File &gt; Storage Location (or the Profile button) lists the folders of the shared area and sets which one is the user's own, or returns the user to their private directory. This is stored by the gateway, per user.</w:t>
+            </w:r>
+          </w:p>
+        </w:tc>
+      </w:tr>
+      <w:tr>
+        <w:trPr>
+          <w:cantSplit w:val="true"/>
+        </w:trPr>
+        <w:tc>
+          <w:tcPr>
+            <w:tcW w:w="2304" w:type="dxa"/>
+            <w:tcBorders/>
+          </w:tcPr>
+          <w:p>
+            <w:pPr>
+              <w:pStyle w:val="Normal"/>
+              <w:widowControl/>
+              <w:suppressAutoHyphens w:val="true"/>
+              <w:spacing w:before="0" w:after="0"/>
+              <w:jc w:val="left"/>
+              <w:rPr>
+                <w:rFonts w:cs=""/>
+                <w:kern w:val="0"/>
+                <w:szCs w:val="22"/>
+                <w:lang w:val="en-US" w:eastAsia="en-US" w:bidi="ar-SA"/>
+              </w:rPr>
+            </w:pPr>
+            <w:r>
+              <w:rPr>
+                <w:rFonts w:cs=""/>
+                <w:b/>
+                <w:kern w:val="0"/>
+                <w:sz w:val="19"/>
+                <w:szCs w:val="22"/>
+                <w:lang w:val="en-US" w:eastAsia="en-US" w:bidi="ar-SA"/>
+              </w:rPr>
+              <w:t>How it connects</w:t>
+            </w:r>
+          </w:p>
+        </w:tc>
+        <w:tc>
+          <w:tcPr>
+            <w:tcW w:w="7055" w:type="dxa"/>
+            <w:tcBorders/>
+          </w:tcPr>
+          <w:p>
+            <w:pPr>
+              <w:pStyle w:val="Normal"/>
+              <w:widowControl/>
+              <w:suppressAutoHyphens w:val="true"/>
+              <w:spacing w:before="0" w:after="0"/>
+              <w:jc w:val="left"/>
+              <w:rPr>
+                <w:rFonts w:cs=""/>
+                <w:kern w:val="0"/>
+                <w:szCs w:val="22"/>
+                <w:lang w:val="en-US" w:eastAsia="en-US" w:bidi="ar-SA"/>
+              </w:rPr>
+            </w:pPr>
+            <w:r>
+              <w:rPr>
+                <w:rFonts w:cs=""/>
+                <w:kern w:val="0"/>
+                <w:sz w:val="19"/>
+                <w:szCs w:val="22"/>
+                <w:lang w:val="en-US" w:eastAsia="en-US" w:bidi="ar-SA"/>
+              </w:rPr>
+              <w:t>At login the app keeps the user's Keycloak tokens in memory only (never on disk or in Valkey) and asks the gateway (GET /mlw/v1/storage/root) for the user's root. For each open or save it connects over SFTP, with the user name set to the Keycloak user id and a fresh access token as the password, renewed from the refresh token. A file is saved by writing a temporary name and renaming it, so a partly written file is never seen. The SSH host key is remembered on first use, or pinned with MLW_STORAGE_HOST_KEY.</w:t>
+            </w:r>
+          </w:p>
+        </w:tc>
+      </w:tr>
+      <w:tr>
+        <w:trPr>
+          <w:cantSplit w:val="true"/>
+        </w:trPr>
+        <w:tc>
+          <w:tcPr>
+            <w:tcW w:w="2304" w:type="dxa"/>
+            <w:tcBorders/>
+          </w:tcPr>
+          <w:p>
+            <w:pPr>
+              <w:pStyle w:val="Normal"/>
+              <w:widowControl/>
+              <w:suppressAutoHyphens w:val="true"/>
+              <w:spacing w:before="0" w:after="0"/>
+              <w:jc w:val="left"/>
+              <w:rPr>
+                <w:rFonts w:cs=""/>
+                <w:kern w:val="0"/>
+                <w:szCs w:val="22"/>
+                <w:lang w:val="en-US" w:eastAsia="en-US" w:bidi="ar-SA"/>
+              </w:rPr>
+            </w:pPr>
+            <w:r>
+              <w:rPr>
+                <w:rFonts w:cs=""/>
+                <w:b/>
+                <w:kern w:val="0"/>
+                <w:sz w:val="19"/>
+                <w:szCs w:val="22"/>
+                <w:lang w:val="en-US" w:eastAsia="en-US" w:bidi="ar-SA"/>
+              </w:rPr>
+              <w:t>Who can use it</w:t>
+            </w:r>
+          </w:p>
+        </w:tc>
+        <w:tc>
+          <w:tcPr>
+            <w:tcW w:w="7055" w:type="dxa"/>
+            <w:tcBorders/>
+          </w:tcPr>
+          <w:p>
+            <w:pPr>
+              <w:pStyle w:val="Normal"/>
+              <w:widowControl/>
+              <w:suppressAutoHyphens w:val="true"/>
+              <w:spacing w:before="0" w:after="0"/>
+              <w:jc w:val="left"/>
+              <w:rPr>
+                <w:rFonts w:cs=""/>
+                <w:kern w:val="0"/>
+                <w:szCs w:val="22"/>
+                <w:lang w:val="en-US" w:eastAsia="en-US" w:bidi="ar-SA"/>
+              </w:rPr>
+            </w:pPr>
+            <w:r>
+              <w:rPr>
+                <w:rFonts w:cs=""/>
+                <w:kern w:val="0"/>
+                <w:sz w:val="19"/>
+                <w:szCs w:val="22"/>
+                <w:lang w:val="en-US" w:eastAsia="en-US" w:bidi="ar-SA"/>
+              </w:rPr>
+              <w:t>Keycloak users with the realm role mlw-user (MLW_STORAGE_REQUIRED_ROLE). A role named in MLW_STORAGE_READONLY_ROLE gives read-only access. The built-in account and anyone not logged in with Keycloak have no storage and keep using the data folder. In the app, the Viewer role cannot save and the Reviewer role only saves its reviews, as before.</w:t>
+            </w:r>
+          </w:p>
+        </w:tc>
+      </w:tr>
+      <w:tr>
+        <w:trPr>
+          <w:cantSplit w:val="true"/>
+        </w:trPr>
+        <w:tc>
+          <w:tcPr>
+            <w:tcW w:w="2304" w:type="dxa"/>
+            <w:tcBorders/>
+          </w:tcPr>
+          <w:p>
+            <w:pPr>
+              <w:pStyle w:val="Normal"/>
+              <w:widowControl/>
+              <w:suppressAutoHyphens w:val="true"/>
+              <w:spacing w:before="0" w:after="0"/>
+              <w:jc w:val="left"/>
+              <w:rPr>
+                <w:rFonts w:cs=""/>
+                <w:kern w:val="0"/>
+                <w:szCs w:val="22"/>
+                <w:lang w:val="en-US" w:eastAsia="en-US" w:bidi="ar-SA"/>
+              </w:rPr>
+            </w:pPr>
+            <w:r>
+              <w:rPr>
+                <w:rFonts w:cs=""/>
+                <w:b/>
+                <w:kern w:val="0"/>
+                <w:sz w:val="19"/>
+                <w:szCs w:val="22"/>
+                <w:lang w:val="en-US" w:eastAsia="en-US" w:bidi="ar-SA"/>
+              </w:rPr>
+              <w:t>When it is unavailable</w:t>
+            </w:r>
+          </w:p>
+        </w:tc>
+        <w:tc>
+          <w:tcPr>
+            <w:tcW w:w="7055" w:type="dxa"/>
+            <w:tcBorders/>
+          </w:tcPr>
+          <w:p>
+            <w:pPr>
+              <w:pStyle w:val="Normal"/>
+              <w:widowControl/>
+              <w:suppressAutoHyphens w:val="true"/>
+              <w:spacing w:before="0" w:after="0"/>
+              <w:jc w:val="left"/>
+              <w:rPr>
+                <w:rFonts w:cs=""/>
+                <w:kern w:val="0"/>
+                <w:szCs w:val="22"/>
+                <w:lang w:val="en-US" w:eastAsia="en-US" w:bidi="ar-SA"/>
+              </w:rPr>
+            </w:pPr>
+            <w:r>
+              <w:rPr>
+                <w:rFonts w:cs=""/>
+                <w:kern w:val="0"/>
+                <w:sz w:val="19"/>
+                <w:szCs w:val="22"/>
+                <w:lang w:val="en-US" w:eastAsia="en-US" w:bidi="ar-SA"/>
+              </w:rPr>
+              <w:t>If the gateway or SFTP server cannot be reached, or the user's Keycloak session is no longer known to the app, Open and Save As show an error and do not fall back to the data folder.</w:t>
+            </w:r>
+          </w:p>
+        </w:tc>
+      </w:tr>
+      <w:tr>
+        <w:trPr>
+          <w:cantSplit w:val="true"/>
+        </w:trPr>
+        <w:tc>
+          <w:tcPr>
+            <w:tcW w:w="2304" w:type="dxa"/>
+            <w:tcBorders/>
+          </w:tcPr>
+          <w:p>
+            <w:pPr>
+              <w:pStyle w:val="Normal"/>
+              <w:widowControl/>
+              <w:suppressAutoHyphens w:val="true"/>
+              <w:spacing w:before="0" w:after="0"/>
+              <w:jc w:val="left"/>
+              <w:rPr>
+                <w:rFonts w:cs=""/>
+                <w:kern w:val="0"/>
+                <w:szCs w:val="22"/>
+                <w:lang w:val="en-US" w:eastAsia="en-US" w:bidi="ar-SA"/>
+              </w:rPr>
+            </w:pPr>
+            <w:r>
+              <w:rPr>
+                <w:rFonts w:cs=""/>
+                <w:b/>
+                <w:kern w:val="0"/>
+                <w:sz w:val="19"/>
+                <w:szCs w:val="22"/>
+                <w:lang w:val="en-US" w:eastAsia="en-US" w:bidi="ar-SA"/>
+              </w:rPr>
+              <w:t>Restarts</w:t>
+            </w:r>
+          </w:p>
+        </w:tc>
+        <w:tc>
+          <w:tcPr>
+            <w:tcW w:w="7055" w:type="dxa"/>
+            <w:tcBorders/>
+          </w:tcPr>
+          <w:p>
+            <w:pPr>
+              <w:pStyle w:val="Normal"/>
+              <w:widowControl/>
+              <w:suppressAutoHyphens w:val="true"/>
+              <w:spacing w:before="0" w:after="0"/>
+              <w:jc w:val="left"/>
+              <w:rPr>
+                <w:rFonts w:cs=""/>
+                <w:kern w:val="0"/>
+                <w:szCs w:val="22"/>
+                <w:lang w:val="en-US" w:eastAsia="en-US" w:bidi="ar-SA"/>
+              </w:rPr>
+            </w:pPr>
+            <w:r>
+              <w:rPr>
+                <w:rFonts w:cs=""/>
+                <w:kern w:val="0"/>
+                <w:sz w:val="19"/>
+                <w:szCs w:val="22"/>
+                <w:lang w:val="en-US" w:eastAsia="en-US" w:bidi="ar-SA"/>
+              </w:rPr>
+              <w:t>The tokens are lost when the app server restarts, so the user is told to log out and in again; the document last worked on is reopened afterwards.</w:t>
+            </w:r>
+          </w:p>
+        </w:tc>
+      </w:tr>
+    </w:tbl>
+    <w:p>
+      <w:pPr>
+        <w:pStyle w:val="Normal"/>
+        <w:spacing w:before="0" w:after="40"/>
+        <w:rPr/>
+      </w:pPr>
+      <w:r>
+        <w:rPr/>
+      </w:r>
+    </w:p>
+    <w:tbl>
+      <w:tblPr>
+        <w:tblStyle w:val="TableGrid"/>
+        <w:tblW w:w="9360" w:type="dxa"/>
+        <w:jc w:val="center"/>
+        <w:tblInd w:w="0" w:type="dxa"/>
+        <w:tblLayout w:type="fixed"/>
+        <w:tblCellMar>
+          <w:top w:w="0" w:type="dxa"/>
+          <w:left w:w="108" w:type="dxa"/>
+          <w:bottom w:w="0" w:type="dxa"/>
+          <w:right w:w="108" w:type="dxa"/>
+        </w:tblCellMar>
+        <w:tblLook w:val="04a0" w:noHBand="0" w:noVBand="1" w:firstColumn="1" w:lastRow="0" w:lastColumn="0" w:firstRow="1"/>
+      </w:tblPr>
+      <w:tblGrid>
+        <w:gridCol w:w="2304"/>
+        <w:gridCol w:w="7055"/>
+      </w:tblGrid>
+      <w:tr>
+        <w:trPr>
+          <w:tblHeader w:val="true"/>
+        </w:trPr>
+        <w:tc>
+          <w:tcPr>
+            <w:tcW w:w="2304" w:type="dxa"/>
+            <w:tcBorders/>
+            <w:shd w:color="auto" w:fill="5898D4" w:val="clear"/>
+          </w:tcPr>
+          <w:p>
+            <w:pPr>
+              <w:pStyle w:val="Normal"/>
+              <w:widowControl/>
+              <w:suppressAutoHyphens w:val="true"/>
+              <w:spacing w:before="0" w:after="120"/>
+              <w:jc w:val="left"/>
+              <w:rPr>
+                <w:rFonts w:cs=""/>
+                <w:kern w:val="0"/>
+                <w:szCs w:val="22"/>
+                <w:lang w:val="en-US" w:eastAsia="en-US" w:bidi="ar-SA"/>
+              </w:rPr>
+            </w:pPr>
+            <w:r>
+              <w:rPr>
+                <w:rFonts w:cs=""/>
+                <w:b/>
+                <w:color w:val="FFFFFF"/>
+                <w:kern w:val="0"/>
+                <w:sz w:val="19"/>
+                <w:szCs w:val="22"/>
+                <w:lang w:val="en-US" w:eastAsia="en-US" w:bidi="ar-SA"/>
+              </w:rPr>
+              <w:t>Variable</w:t>
+            </w:r>
+          </w:p>
+        </w:tc>
+        <w:tc>
+          <w:tcPr>
+            <w:tcW w:w="7055" w:type="dxa"/>
+            <w:tcBorders/>
+            <w:shd w:color="auto" w:fill="5898D4" w:val="clear"/>
+          </w:tcPr>
+          <w:p>
+            <w:pPr>
+              <w:pStyle w:val="Normal"/>
+              <w:widowControl/>
+              <w:suppressAutoHyphens w:val="true"/>
+              <w:spacing w:before="0" w:after="120"/>
+              <w:jc w:val="left"/>
+              <w:rPr>
+                <w:rFonts w:cs=""/>
+                <w:kern w:val="0"/>
+                <w:szCs w:val="22"/>
+                <w:lang w:val="en-US" w:eastAsia="en-US" w:bidi="ar-SA"/>
+              </w:rPr>
+            </w:pPr>
+            <w:r>
+              <w:rPr>
+                <w:rFonts w:cs=""/>
+                <w:b/>
+                <w:color w:val="FFFFFF"/>
+                <w:kern w:val="0"/>
+                <w:sz w:val="19"/>
+                <w:szCs w:val="22"/>
+                <w:lang w:val="en-US" w:eastAsia="en-US" w:bidi="ar-SA"/>
+              </w:rPr>
+              <w:t>Meaning</w:t>
+            </w:r>
+          </w:p>
+        </w:tc>
+      </w:tr>
+      <w:tr>
+        <w:trPr>
+          <w:cantSplit w:val="true"/>
+        </w:trPr>
+        <w:tc>
+          <w:tcPr>
+            <w:tcW w:w="2304" w:type="dxa"/>
+            <w:tcBorders/>
+          </w:tcPr>
+          <w:p>
+            <w:pPr>
+              <w:pStyle w:val="Normal"/>
+              <w:widowControl/>
+              <w:suppressAutoHyphens w:val="true"/>
+              <w:spacing w:before="0" w:after="0"/>
+              <w:jc w:val="left"/>
+              <w:rPr>
+                <w:rFonts w:cs=""/>
+                <w:kern w:val="0"/>
+                <w:szCs w:val="22"/>
+                <w:lang w:val="en-US" w:eastAsia="en-US" w:bidi="ar-SA"/>
+              </w:rPr>
+            </w:pPr>
+            <w:r>
+              <w:rPr>
+                <w:rFonts w:cs=""/>
+                <w:b/>
+                <w:kern w:val="0"/>
+                <w:sz w:val="19"/>
+                <w:szCs w:val="22"/>
+                <w:lang w:val="en-US" w:eastAsia="en-US" w:bidi="ar-SA"/>
+              </w:rPr>
+              <w:t>MLW_STORAGE_URL</w:t>
+            </w:r>
+          </w:p>
+        </w:tc>
+        <w:tc>
+          <w:tcPr>
+            <w:tcW w:w="7055" w:type="dxa"/>
+            <w:tcBorders/>
+          </w:tcPr>
+          <w:p>
+            <w:pPr>
+              <w:pStyle w:val="Normal"/>
+              <w:widowControl/>
+              <w:suppressAutoHyphens w:val="true"/>
+              <w:spacing w:before="0" w:after="0"/>
+              <w:jc w:val="left"/>
+              <w:rPr>
+                <w:rFonts w:cs=""/>
+                <w:kern w:val="0"/>
+                <w:szCs w:val="22"/>
+                <w:lang w:val="en-US" w:eastAsia="en-US" w:bidi="ar-SA"/>
+              </w:rPr>
+            </w:pPr>
+            <w:r>
+              <w:rPr>
+                <w:rFonts w:cs=""/>
+                <w:kern w:val="0"/>
+                <w:sz w:val="19"/>
+                <w:szCs w:val="22"/>
+                <w:lang w:val="en-US" w:eastAsia="en-US" w:bidi="ar-SA"/>
+              </w:rPr>
+              <w:t>The mlw-storage gateway, for example http://mlw-proxy:8000. Empty turns storage off.</w:t>
+            </w:r>
+          </w:p>
+        </w:tc>
+      </w:tr>
+      <w:tr>
+        <w:trPr>
+          <w:cantSplit w:val="true"/>
+        </w:trPr>
+        <w:tc>
+          <w:tcPr>
+            <w:tcW w:w="2304" w:type="dxa"/>
+            <w:tcBorders/>
+          </w:tcPr>
+          <w:p>
+            <w:pPr>
+              <w:pStyle w:val="Normal"/>
+              <w:widowControl/>
+              <w:suppressAutoHyphens w:val="true"/>
+              <w:spacing w:before="0" w:after="0"/>
+              <w:jc w:val="left"/>
+              <w:rPr>
+                <w:rFonts w:cs=""/>
+                <w:kern w:val="0"/>
+                <w:szCs w:val="22"/>
+                <w:lang w:val="en-US" w:eastAsia="en-US" w:bidi="ar-SA"/>
+              </w:rPr>
+            </w:pPr>
+            <w:r>
+              <w:rPr>
+                <w:rFonts w:cs=""/>
+                <w:b/>
+                <w:kern w:val="0"/>
+                <w:sz w:val="19"/>
+                <w:szCs w:val="22"/>
+                <w:lang w:val="en-US" w:eastAsia="en-US" w:bidi="ar-SA"/>
+              </w:rPr>
+              <w:t>MLW_STORAGE_SFTP_HOST / _PORT</w:t>
+            </w:r>
+          </w:p>
+        </w:tc>
+        <w:tc>
+          <w:tcPr>
+            <w:tcW w:w="7055" w:type="dxa"/>
+            <w:tcBorders/>
+          </w:tcPr>
+          <w:p>
+            <w:pPr>
+              <w:pStyle w:val="Normal"/>
+              <w:widowControl/>
+              <w:suppressAutoHyphens w:val="true"/>
+              <w:spacing w:before="0" w:after="0"/>
+              <w:jc w:val="left"/>
+              <w:rPr>
+                <w:rFonts w:cs=""/>
+                <w:kern w:val="0"/>
+                <w:szCs w:val="22"/>
+                <w:lang w:val="en-US" w:eastAsia="en-US" w:bidi="ar-SA"/>
+              </w:rPr>
+            </w:pPr>
+            <w:r>
+              <w:rPr>
+                <w:rFonts w:cs=""/>
+                <w:kern w:val="0"/>
+                <w:sz w:val="19"/>
+                <w:szCs w:val="22"/>
+                <w:lang w:val="en-US" w:eastAsia="en-US" w:bidi="ar-SA"/>
+              </w:rPr>
+              <w:t>The SFTP server; defaults to the host of the gateway URL and 2222.</w:t>
+            </w:r>
+          </w:p>
+        </w:tc>
+      </w:tr>
+      <w:tr>
+        <w:trPr>
+          <w:cantSplit w:val="true"/>
+        </w:trPr>
+        <w:tc>
+          <w:tcPr>
+            <w:tcW w:w="2304" w:type="dxa"/>
+            <w:tcBorders/>
+          </w:tcPr>
+          <w:p>
+            <w:pPr>
+              <w:pStyle w:val="Normal"/>
+              <w:widowControl/>
+              <w:suppressAutoHyphens w:val="true"/>
+              <w:spacing w:before="0" w:after="0"/>
+              <w:jc w:val="left"/>
+              <w:rPr>
+                <w:rFonts w:cs=""/>
+                <w:kern w:val="0"/>
+                <w:szCs w:val="22"/>
+                <w:lang w:val="en-US" w:eastAsia="en-US" w:bidi="ar-SA"/>
+              </w:rPr>
+            </w:pPr>
+            <w:r>
+              <w:rPr>
+                <w:rFonts w:cs=""/>
+                <w:b/>
+                <w:kern w:val="0"/>
+                <w:sz w:val="19"/>
+                <w:szCs w:val="22"/>
+                <w:lang w:val="en-US" w:eastAsia="en-US" w:bidi="ar-SA"/>
+              </w:rPr>
+              <w:t>MLW_STORAGE_NAME</w:t>
+            </w:r>
+          </w:p>
+        </w:tc>
+        <w:tc>
+          <w:tcPr>
+            <w:tcW w:w="7055" w:type="dxa"/>
+            <w:tcBorders/>
+          </w:tcPr>
+          <w:p>
+            <w:pPr>
+              <w:pStyle w:val="Normal"/>
+              <w:widowControl/>
+              <w:suppressAutoHyphens w:val="true"/>
+              <w:spacing w:before="0" w:after="0"/>
+              <w:jc w:val="left"/>
+              <w:rPr>
+                <w:rFonts w:cs=""/>
+                <w:kern w:val="0"/>
+                <w:szCs w:val="22"/>
+                <w:lang w:val="en-US" w:eastAsia="en-US" w:bidi="ar-SA"/>
+              </w:rPr>
+            </w:pPr>
+            <w:r>
+              <w:rPr>
+                <w:rFonts w:cs=""/>
+                <w:kern w:val="0"/>
+                <w:sz w:val="19"/>
+                <w:szCs w:val="22"/>
+                <w:lang w:val="en-US" w:eastAsia="en-US" w:bidi="ar-SA"/>
+              </w:rPr>
+              <w:t>The name shown in the app; default mlw-storage.</w:t>
+            </w:r>
+          </w:p>
+        </w:tc>
+      </w:tr>
+      <w:tr>
+        <w:trPr>
+          <w:cantSplit w:val="true"/>
+        </w:trPr>
+        <w:tc>
+          <w:tcPr>
+            <w:tcW w:w="2304" w:type="dxa"/>
+            <w:tcBorders/>
+          </w:tcPr>
+          <w:p>
+            <w:pPr>
+              <w:pStyle w:val="Normal"/>
+              <w:widowControl/>
+              <w:suppressAutoHyphens w:val="true"/>
+              <w:spacing w:before="0" w:after="0"/>
+              <w:jc w:val="left"/>
+              <w:rPr>
+                <w:rFonts w:cs=""/>
+                <w:kern w:val="0"/>
+                <w:szCs w:val="22"/>
+                <w:lang w:val="en-US" w:eastAsia="en-US" w:bidi="ar-SA"/>
+              </w:rPr>
+            </w:pPr>
+            <w:r>
+              <w:rPr>
+                <w:rFonts w:cs=""/>
+                <w:b/>
+                <w:kern w:val="0"/>
+                <w:sz w:val="19"/>
+                <w:szCs w:val="22"/>
+                <w:lang w:val="en-US" w:eastAsia="en-US" w:bidi="ar-SA"/>
+              </w:rPr>
+              <w:t>MLW_STORAGE_REQUIRED_ROLE / _READONLY_ROLE</w:t>
+            </w:r>
+          </w:p>
+        </w:tc>
+        <w:tc>
+          <w:tcPr>
+            <w:tcW w:w="7055" w:type="dxa"/>
+            <w:tcBorders/>
+          </w:tcPr>
+          <w:p>
+            <w:pPr>
+              <w:pStyle w:val="Normal"/>
+              <w:widowControl/>
+              <w:suppressAutoHyphens w:val="true"/>
+              <w:spacing w:before="0" w:after="0"/>
+              <w:jc w:val="left"/>
+              <w:rPr>
+                <w:rFonts w:cs=""/>
+                <w:kern w:val="0"/>
+                <w:szCs w:val="22"/>
+                <w:lang w:val="en-US" w:eastAsia="en-US" w:bidi="ar-SA"/>
+              </w:rPr>
+            </w:pPr>
+            <w:r>
+              <w:rPr>
+                <w:rFonts w:cs=""/>
+                <w:kern w:val="0"/>
+                <w:sz w:val="19"/>
+                <w:szCs w:val="22"/>
+                <w:lang w:val="en-US" w:eastAsia="en-US" w:bidi="ar-SA"/>
+              </w:rPr>
+              <w:t>The Keycloak realm roles that allow, or limit to reading, the storage; default mlw-user, and none.</w:t>
+            </w:r>
+          </w:p>
+        </w:tc>
+      </w:tr>
+      <w:tr>
+        <w:trPr>
+          <w:cantSplit w:val="true"/>
+        </w:trPr>
+        <w:tc>
+          <w:tcPr>
+            <w:tcW w:w="2304" w:type="dxa"/>
+            <w:tcBorders/>
+          </w:tcPr>
+          <w:p>
+            <w:pPr>
+              <w:pStyle w:val="Normal"/>
+              <w:widowControl/>
+              <w:suppressAutoHyphens w:val="true"/>
+              <w:spacing w:before="0" w:after="0"/>
+              <w:jc w:val="left"/>
+              <w:rPr>
+                <w:rFonts w:cs=""/>
+                <w:kern w:val="0"/>
+                <w:szCs w:val="22"/>
+                <w:lang w:val="en-US" w:eastAsia="en-US" w:bidi="ar-SA"/>
+              </w:rPr>
+            </w:pPr>
+            <w:r>
+              <w:rPr>
+                <w:rFonts w:cs=""/>
+                <w:b/>
+                <w:kern w:val="0"/>
+                <w:sz w:val="19"/>
+                <w:szCs w:val="22"/>
+                <w:lang w:val="en-US" w:eastAsia="en-US" w:bidi="ar-SA"/>
+              </w:rPr>
+              <w:t>MLW_STORAGE_HOST_KEY</w:t>
+            </w:r>
+          </w:p>
+        </w:tc>
+        <w:tc>
+          <w:tcPr>
+            <w:tcW w:w="7055" w:type="dxa"/>
+            <w:tcBorders/>
+          </w:tcPr>
+          <w:p>
+            <w:pPr>
+              <w:pStyle w:val="Normal"/>
+              <w:widowControl/>
+              <w:suppressAutoHyphens w:val="true"/>
+              <w:spacing w:before="0" w:after="0"/>
+              <w:jc w:val="left"/>
+              <w:rPr>
+                <w:rFonts w:cs=""/>
+                <w:kern w:val="0"/>
+                <w:szCs w:val="22"/>
+                <w:lang w:val="en-US" w:eastAsia="en-US" w:bidi="ar-SA"/>
+              </w:rPr>
+            </w:pPr>
+            <w:r>
+              <w:rPr>
+                <w:rFonts w:cs=""/>
+                <w:kern w:val="0"/>
+                <w:sz w:val="19"/>
+                <w:szCs w:val="22"/>
+                <w:lang w:val="en-US" w:eastAsia="en-US" w:bidi="ar-SA"/>
+              </w:rPr>
+              <w:t>The SSH host key fingerprint to require; otherwise the first one seen is remembered.</w:t>
+            </w:r>
+          </w:p>
+        </w:tc>
+      </w:tr>
+      <w:tr>
+        <w:trPr>
+          <w:cantSplit w:val="true"/>
+        </w:trPr>
+        <w:tc>
+          <w:tcPr>
+            <w:tcW w:w="2304" w:type="dxa"/>
+            <w:tcBorders/>
+          </w:tcPr>
+          <w:p>
+            <w:pPr>
+              <w:pStyle w:val="Normal"/>
+              <w:widowControl/>
+              <w:suppressAutoHyphens w:val="true"/>
+              <w:spacing w:before="0" w:after="0"/>
+              <w:jc w:val="left"/>
+              <w:rPr>
+                <w:rFonts w:cs=""/>
+                <w:kern w:val="0"/>
+                <w:szCs w:val="22"/>
+                <w:lang w:val="en-US" w:eastAsia="en-US" w:bidi="ar-SA"/>
+              </w:rPr>
+            </w:pPr>
+            <w:r>
+              <w:rPr>
+                <w:rFonts w:cs=""/>
+                <w:b/>
+                <w:kern w:val="0"/>
+                <w:sz w:val="19"/>
+                <w:szCs w:val="22"/>
+                <w:lang w:val="en-US" w:eastAsia="en-US" w:bidi="ar-SA"/>
+              </w:rPr>
+              <w:t>MLW_STORAGE_TIMEOUT</w:t>
+            </w:r>
+          </w:p>
+        </w:tc>
+        <w:tc>
+          <w:tcPr>
+            <w:tcW w:w="7055" w:type="dxa"/>
+            <w:tcBorders/>
+          </w:tcPr>
+          <w:p>
+            <w:pPr>
+              <w:pStyle w:val="Normal"/>
+              <w:widowControl/>
+              <w:suppressAutoHyphens w:val="true"/>
+              <w:spacing w:before="0" w:after="0"/>
+              <w:jc w:val="left"/>
+              <w:rPr>
+                <w:rFonts w:cs=""/>
+                <w:kern w:val="0"/>
+                <w:szCs w:val="22"/>
+                <w:lang w:val="en-US" w:eastAsia="en-US" w:bidi="ar-SA"/>
+              </w:rPr>
+            </w:pPr>
+            <w:r>
+              <w:rPr>
+                <w:rFonts w:cs=""/>
+                <w:kern w:val="0"/>
+                <w:sz w:val="19"/>
+                <w:szCs w:val="22"/>
+                <w:lang w:val="en-US" w:eastAsia="en-US" w:bidi="ar-SA"/>
+              </w:rPr>
+              <w:t>Seconds to wait for the storage; default 8.</w:t>
+            </w:r>
+          </w:p>
+        </w:tc>
+      </w:tr>
+      <w:tr>
+        <w:trPr>
+          <w:cantSplit w:val="true"/>
+        </w:trPr>
+        <w:tc>
+          <w:tcPr>
+            <w:tcW w:w="2304" w:type="dxa"/>
+            <w:tcBorders/>
+          </w:tcPr>
+          <w:p>
+            <w:pPr>
+              <w:pStyle w:val="Normal"/>
+              <w:widowControl/>
+              <w:suppressAutoHyphens w:val="true"/>
+              <w:spacing w:before="0" w:after="0"/>
+              <w:jc w:val="left"/>
+              <w:rPr>
+                <w:rFonts w:cs=""/>
+                <w:kern w:val="0"/>
+                <w:szCs w:val="22"/>
+                <w:lang w:val="en-US" w:eastAsia="en-US" w:bidi="ar-SA"/>
+              </w:rPr>
+            </w:pPr>
+            <w:r>
+              <w:rPr>
+                <w:rFonts w:cs=""/>
+                <w:b/>
+                <w:kern w:val="0"/>
+                <w:sz w:val="19"/>
+                <w:szCs w:val="22"/>
+                <w:lang w:val="en-US" w:eastAsia="en-US" w:bidi="ar-SA"/>
+              </w:rPr>
+              <w:t>Per-user setting</w:t>
+            </w:r>
+          </w:p>
+        </w:tc>
+        <w:tc>
+          <w:tcPr>
+            <w:tcW w:w="7055" w:type="dxa"/>
+            <w:tcBorders/>
+          </w:tcPr>
+          <w:p>
+            <w:pPr>
+              <w:pStyle w:val="Normal"/>
+              <w:widowControl/>
+              <w:suppressAutoHyphens w:val="true"/>
+              <w:spacing w:before="0" w:after="0"/>
+              <w:jc w:val="left"/>
+              <w:rPr>
+                <w:rFonts w:cs=""/>
+                <w:kern w:val="0"/>
+                <w:szCs w:val="22"/>
+                <w:lang w:val="en-US" w:eastAsia="en-US" w:bidi="ar-SA"/>
+              </w:rPr>
+            </w:pPr>
+            <w:r>
+              <w:rPr>
+                <w:rFonts w:cs=""/>
+                <w:kern w:val="0"/>
+                <w:sz w:val="19"/>
+                <w:szCs w:val="22"/>
+                <w:lang w:val="en-US" w:eastAsia="en-US" w:bidi="ar-SA"/>
+              </w:rPr>
+              <w:t>storage_dir, the folder the dialogs start in, is a field of the user's Valkey settings hash (section 3.2).</w:t>
+            </w:r>
+          </w:p>
+        </w:tc>
+      </w:tr>
+    </w:tbl>
+    <w:p>
+      <w:pPr>
+        <w:pStyle w:val="Normal"/>
+        <w:spacing w:before="0" w:after="40"/>
+        <w:rPr/>
+      </w:pPr>
+      <w:r>
+        <w:rPr/>
+      </w:r>
+    </w:p>
+    <w:p>
+      <w:pPr>
         <w:pStyle w:val="Heading1"/>
         <w:rPr/>
       </w:pPr>
-      <w:bookmarkStart w:id="9015" w:name="__RefHeading___Toc9014_150"/>
+      <w:bookmarkStart w:id="9016" w:name="__RefHeading___Toc9015_150"/>
       <w:r>
         <w:t>4. Known Limitations</w:t>
       </w:r>
-      <w:bookmarkEnd w:id="9015"/>
+      <w:bookmarkEnd w:id="9016"/>
     </w:p>
     <w:p>
       <w:pPr>
@@ -4130,6 +5442,72 @@
         <w:rPr>
           <w:b/>
         </w:rPr>
+        <w:t>Storage sessions</w:t>
+      </w:r>
+      <w:r>
+        <w:rPr/>
+        <w:t>: the tokens are held in memory, so an app restart (including a development auto-reload) means logging in again before the storage can be used.</w:t>
+      </w:r>
+    </w:p>
+    <w:p>
+      <w:pPr>
+        <w:pStyle w:val="ListBullet"/>
+        <w:numPr>
+          <w:ilvl w:val="0"/>
+          <w:numId w:val="1"/>
+        </w:numPr>
+        <w:spacing w:before="0" w:after="60"/>
+        <w:contextualSpacing/>
+        <w:rPr/>
+      </w:pPr>
+      <w:r>
+        <w:rPr>
+          <w:b/>
+        </w:rPr>
+        <w:t>Storage for Keycloak users only</w:t>
+      </w:r>
+      <w:r>
+        <w:rPr/>
+        <w:t>: the built-in account has no storage; exports and reports still go to the server's data folder.</w:t>
+      </w:r>
+    </w:p>
+    <w:p>
+      <w:pPr>
+        <w:pStyle w:val="ListBullet"/>
+        <w:numPr>
+          <w:ilvl w:val="0"/>
+          <w:numId w:val="1"/>
+        </w:numPr>
+        <w:spacing w:before="0" w:after="60"/>
+        <w:contextualSpacing/>
+        <w:rPr/>
+      </w:pPr>
+      <w:r>
+        <w:rPr>
+          <w:b/>
+        </w:rPr>
+        <w:t>New dependency</w:t>
+      </w:r>
+      <w:r>
+        <w:rPr/>
+        <w:t>: paramiko is licensed under the LGPL-2.1; it is used unmodified (see doc/licenses.txt).</w:t>
+      </w:r>
+    </w:p>
+    <w:p>
+      <w:pPr>
+        <w:pStyle w:val="ListBullet"/>
+        <w:numPr>
+          <w:ilvl w:val="0"/>
+          <w:numId w:val="1"/>
+        </w:numPr>
+        <w:spacing w:before="0" w:after="60"/>
+        <w:contextualSpacing/>
+        <w:rPr/>
+      </w:pPr>
+      <w:r>
+        <w:rPr>
+          <w:b/>
+        </w:rPr>
         <w:t>Keycloak limits</w:t>
       </w:r>
       <w:r>
@@ -4143,12 +5521,12 @@
         <w:spacing w:before="0" w:after="120"/>
         <w:rPr/>
       </w:pPr>
-      <w:bookmarkStart w:id="9016" w:name="__RefHeading___Toc9990_150"/>
+      <w:bookmarkStart w:id="9017" w:name="__RefHeading___Toc9990_150"/>
       <w:r>
         <w:rPr/>
         <w:t>Copyright Notice</w:t>
       </w:r>
-      <w:bookmarkEnd w:id="9016"/>
+      <w:bookmarkEnd w:id="9017"/>
     </w:p>
     <w:p>
       <w:pPr>
@@ -6939,12 +8317,12 @@
         <w:pStyle w:val="Heading1"/>
         <w:rPr/>
       </w:pPr>
-      <w:bookmarkStart w:id="9017" w:name="__RefHeading___Toc9991_150"/>
+      <w:bookmarkStart w:id="9018" w:name="__RefHeading___Toc9991_150"/>
       <w:r>
         <w:rPr/>
         <w:t>Contact Information</w:t>
       </w:r>
-      <w:bookmarkEnd w:id="9017"/>
+      <w:bookmarkEnd w:id="9018"/>
     </w:p>
     <w:p>
       <w:pPr>

--- a/doc/mlw-xsheet-v1.6.0-Release-Notes.docx
+++ b/doc/mlw-xsheet-v1.6.0-Release-Notes.docx
@@ -854,7 +854,7 @@
       </w:r>
       <w:r>
         <w:rPr/>
-        <w:t>: File &gt; Open and Save As browse the logged-in Keycloak user's own folder on the mlw-storage server (SFTP, through its gateway mlw-proxy) instead of the server's data folder. Profile shows which storage and folder is in use, and File &gt; Storage Location lets the user choose the folder.</w:t>
+        <w:t>: File &gt; Open, Save As and the exports browse the logged-in Keycloak user's own folder on the mlw-storage server (SFTP, through its gateway mlw-proxy) instead of the server's data folder. Profile shows which storage and folder is in use, and File &gt; Storage Location lets the user choose the folder.</w:t>
       </w:r>
     </w:p>
     <w:p>
@@ -1279,11 +1279,11 @@
         <w:rPr>
           <w:b/>
         </w:rPr>
-        <w:t>Open and Save As</w:t>
+        <w:t>Open, Save As and the exports</w:t>
       </w:r>
       <w:r>
         <w:rPr/>
-        <w:t>: in 1.5.0, they used the server's data folder; in 1.6.0, for Keycloak users with storage set up, they use the user's own storage, and report an error if it cannot be reached. The built-in account, and installations without MLW_STORAGE_URL, keep the data folder.</w:t>
+        <w:t>: in 1.5.0, they used the server's data folder; in 1.6.0, for Keycloak users with storage set up, they use the user's own storage, (Export XDTS, Export OCA with its cel images folder, Export XSheet and Generate Report included) and report an error if it cannot be reached. The built-in account, and installations without MLW_STORAGE_URL, keep the data folder.</w:t>
       </w:r>
     </w:p>
     <w:p>
@@ -4218,7 +4218,7 @@
                 <w:szCs w:val="22"/>
                 <w:lang w:val="en-US" w:eastAsia="en-US" w:bidi="ar-SA"/>
               </w:rPr>
-              <w:t>Open and Save As</w:t>
+              <w:t>Open, Save As and exports</w:t>
             </w:r>
           </w:p>
         </w:tc>
@@ -4249,7 +4249,7 @@
                 <w:szCs w:val="22"/>
                 <w:lang w:val="en-US" w:eastAsia="en-US" w:bidi="ar-SA"/>
               </w:rPr>
-              <w:t>For Keycloak users, File &gt; Open and File &gt; Save As (and Save on a document that has no file yet) browse the user's own storage, and the dialogs remember the last folder. Save As can create a folder. A document opened from storage is saved back to it by Save; its sketch is saved beside it as .svg; it appears in Open Recent, drafts and the last document as storage:/folder/file.xml, in the user's own Valkey record. Export commands still write to the server's data folder.</w:t>
+              <w:t>For Keycloak users, File &gt; Open and File &gt; Save As (and Save on a document that has no file yet) browse the user's own storage, and the dialogs remember the last folder. Save As can create a folder. A document opened from storage is saved back to it by Save; its sketch is saved beside it as .svg; it appears in Open Recent, drafts and the last document as storage:/folder/file.xml, in the user's own Valkey record. The four exports (Export XDTS, Export OCA, Export XSheet, Generate Report) use the same storage dialogs and write to the user's storage too; Export OCA builds its folder on the server, copies it over, and reads its optional cel images folder from the storage.</w:t>
             </w:r>
           </w:p>
         </w:tc>
@@ -5468,7 +5468,7 @@
       </w:r>
       <w:r>
         <w:rPr/>
-        <w:t>: the built-in account has no storage; exports and reports still go to the server's data folder.</w:t>
+        <w:t>: the built-in account has no storage and keeps using the server's data folder.</w:t>
       </w:r>
     </w:p>
     <w:p>

--- a/doc/mlw-xsheet-v1.6.0-Release-Notes.docx
+++ b/doc/mlw-xsheet-v1.6.0-Release-Notes.docx
@@ -1147,6 +1147,28 @@
         <w:rPr>
           <w:b/>
         </w:rPr>
+        <w:t>Removable drives</w:t>
+      </w:r>
+      <w:r>
+        <w:rPr/>
+        <w:t>: drives enabled in mlw-storage for a user appear in File &gt; Storage Location; Use this drive keeps Open, Save As and the exports on it (section 3.6). This needs the mlw-storage gateway with the new drives endpoint.</w:t>
+      </w:r>
+    </w:p>
+    <w:p>
+      <w:pPr>
+        <w:pStyle w:val="ListBullet"/>
+        <w:numPr>
+          <w:ilvl w:val="0"/>
+          <w:numId w:val="1"/>
+        </w:numPr>
+        <w:spacing w:before="0" w:after="60"/>
+        <w:contextualSpacing/>
+        <w:rPr/>
+      </w:pPr>
+      <w:r>
+        <w:rPr>
+          <w:b/>
+        </w:rPr>
         <w:t>Storage settings</w:t>
       </w:r>
       <w:r>
@@ -1750,7 +1772,7 @@
                 <w:szCs w:val="22"/>
                 <w:lang w:val="en-US" w:eastAsia="en-US" w:bidi="ar-SA"/>
               </w:rPr>
-              <w:t>Preferences (the Format layout, XSheet style, Sketchpad text type and size, report sections, Export XSheet and Export OCA options, whether the XML tab is shown, the pop-up log settings), the chosen schema, recent files and how many to list, the folder File &gt; Open starts in, the folder the storage dialogs start in, the document last worked on and each document's unsaved draft (its text, and its unsaved sketch).</w:t>
+              <w:t>Preferences (the Format layout, XSheet style, Sketchpad text type and size, report sections, Export XSheet and Export OCA options, whether the XML tab is shown, the pop-up log settings), the chosen schema, recent files and how many to list, the folder File &gt; Open starts in, the folder the storage dialogs start in, the removable drive in use, the document last worked on and each document's unsaved draft (its text, and its unsaved sketch).</w:t>
             </w:r>
           </w:p>
         </w:tc>
@@ -2487,7 +2509,7 @@
                 <w:szCs w:val="22"/>
                 <w:lang w:val="en-US" w:eastAsia="en-US" w:bidi="ar-SA"/>
               </w:rPr>
-              <w:t>One field per setting, each value JSON: format_prefs, schema_path, xsheet_style, report_sections, report_include_raw, export_sketch, sketch_font, sketch_font_size, xml_editor, popup_log, popup_log_time, popup_log_zone, oca_export, recent_files, recent_files_limit, open_dir, storage_dir, last_document.</w:t>
+              <w:t>One field per setting, each value JSON: format_prefs, schema_path, xsheet_style, report_sections, report_include_raw, export_sketch, sketch_font, sketch_font_size, xml_editor, popup_log, popup_log_time, popup_log_zone, oca_export, recent_files, recent_files_limit, open_dir, storage_dir, storage_drive, last_document.</w:t>
             </w:r>
           </w:p>
         </w:tc>
@@ -4558,6 +4580,74 @@
                 <w:szCs w:val="22"/>
                 <w:lang w:val="en-US" w:eastAsia="en-US" w:bidi="ar-SA"/>
               </w:rPr>
+              <w:t>Removable drives</w:t>
+            </w:r>
+          </w:p>
+        </w:tc>
+        <w:tc>
+          <w:tcPr>
+            <w:tcW w:w="7055" w:type="dxa"/>
+            <w:tcBorders/>
+          </w:tcPr>
+          <w:p>
+            <w:pPr>
+              <w:pStyle w:val="Normal"/>
+              <w:widowControl/>
+              <w:suppressAutoHyphens w:val="true"/>
+              <w:spacing w:before="0" w:after="0"/>
+              <w:jc w:val="left"/>
+              <w:rPr>
+                <w:rFonts w:cs=""/>
+                <w:kern w:val="0"/>
+                <w:szCs w:val="22"/>
+                <w:lang w:val="en-US" w:eastAsia="en-US" w:bidi="ar-SA"/>
+              </w:rPr>
+            </w:pPr>
+            <w:r>
+              <w:rPr>
+                <w:rFonts w:cs=""/>
+                <w:kern w:val="0"/>
+                <w:sz w:val="19"/>
+                <w:szCs w:val="22"/>
+                <w:lang w:val="en-US" w:eastAsia="en-US" w:bidi="ar-SA"/>
+              </w:rPr>
+              <w:t>A USB or other removable drive that an administrator enabled in mlw-storage for the user (or one of the user's Keycloak roles) appears in the user's storage at /drives/NAME. The gateway lists the drives the user may use now at GET /mlw/v1/storage/drives (name, path, read-only). File &gt; Storage Location shows them; Use this drive keeps Open, Save As, the four exports and the cel images folder on that drive, and Use my storage (or choosing a folder or the private directory) ends it. Profile lists the drives and the one in use. If the drive is unplugged or no longer shared, those commands show an error instead of other files.</w:t>
+            </w:r>
+          </w:p>
+        </w:tc>
+      </w:tr>
+      <w:tr>
+        <w:trPr>
+          <w:cantSplit w:val="true"/>
+        </w:trPr>
+        <w:tc>
+          <w:tcPr>
+            <w:tcW w:w="2304" w:type="dxa"/>
+            <w:tcBorders/>
+          </w:tcPr>
+          <w:p>
+            <w:pPr>
+              <w:pStyle w:val="Normal"/>
+              <w:widowControl/>
+              <w:suppressAutoHyphens w:val="true"/>
+              <w:spacing w:before="0" w:after="0"/>
+              <w:jc w:val="left"/>
+              <w:rPr>
+                <w:rFonts w:cs=""/>
+                <w:kern w:val="0"/>
+                <w:szCs w:val="22"/>
+                <w:lang w:val="en-US" w:eastAsia="en-US" w:bidi="ar-SA"/>
+              </w:rPr>
+            </w:pPr>
+            <w:r>
+              <w:rPr>
+                <w:rFonts w:cs=""/>
+                <w:b/>
+                <w:kern w:val="0"/>
+                <w:sz w:val="19"/>
+                <w:szCs w:val="22"/>
+                <w:lang w:val="en-US" w:eastAsia="en-US" w:bidi="ar-SA"/>
+              </w:rPr>
               <w:t>When it is unavailable</w:t>
             </w:r>
           </w:p>
@@ -5205,7 +5295,7 @@
                 <w:szCs w:val="22"/>
                 <w:lang w:val="en-US" w:eastAsia="en-US" w:bidi="ar-SA"/>
               </w:rPr>
-              <w:t>Per-user setting</w:t>
+              <w:t>Per-user settings</w:t>
             </w:r>
           </w:p>
         </w:tc>
@@ -5236,7 +5326,7 @@
                 <w:szCs w:val="22"/>
                 <w:lang w:val="en-US" w:eastAsia="en-US" w:bidi="ar-SA"/>
               </w:rPr>
-              <w:t>storage_dir, the folder the dialogs start in, is a field of the user's Valkey settings hash (section 3.2).</w:t>
+              <w:t>storage_dir, the folder the dialogs start in, and storage_drive, the removable drive the user works on, are fields of the user's Valkey settings hash (section 3.2).</w:t>
             </w:r>
           </w:p>
         </w:tc>
@@ -5425,6 +5515,28 @@
       <w:r>
         <w:rPr/>
         <w:t>: the log files are still per browser, in NICEGUI_STORAGE_PATH/logs, not per user.</w:t>
+      </w:r>
+    </w:p>
+    <w:p>
+      <w:pPr>
+        <w:pStyle w:val="ListBullet"/>
+        <w:numPr>
+          <w:ilvl w:val="0"/>
+          <w:numId w:val="1"/>
+        </w:numPr>
+        <w:spacing w:before="0" w:after="60"/>
+        <w:contextualSpacing/>
+        <w:rPr/>
+      </w:pPr>
+      <w:r>
+        <w:rPr>
+          <w:b/>
+        </w:rPr>
+        <w:t>Open Recent and drives</w:t>
+      </w:r>
+      <w:r>
+        <w:rPr/>
+        <w:t>: working on a removable drive limits the Open, Save As, export and cel-folder dialogs; Open Recent can still reopen a file elsewhere, and Save writes a document back to where it came from.</w:t>
       </w:r>
     </w:p>
     <w:p>

--- a/doc/mlw-xsheet-v1.6.0-Release-Notes.docx
+++ b/doc/mlw-xsheet-v1.6.0-Release-Notes.docx
@@ -373,7 +373,7 @@
               </w:rPr>
               <w:t>2. Update</w:t>
               <w:tab/>
-              <w:t>3</w:t>
+              <w:t>4</w:t>
             </w:r>
           </w:hyperlink>
         </w:p>
@@ -417,7 +417,7 @@
               </w:rPr>
               <w:t>2.2 Changed Behavior</w:t>
               <w:tab/>
-              <w:t>4</w:t>
+              <w:t>5</w:t>
             </w:r>
           </w:hyperlink>
         </w:p>
@@ -483,7 +483,7 @@
               </w:rPr>
               <w:t>3. Feature List</w:t>
               <w:tab/>
-              <w:t>5</w:t>
+              <w:t>6</w:t>
             </w:r>
           </w:hyperlink>
         </w:p>
@@ -527,7 +527,7 @@
               </w:rPr>
               <w:t>3.2 The Valkey Key Layout</w:t>
               <w:tab/>
-              <w:t>6</w:t>
+              <w:t>7</w:t>
             </w:r>
           </w:hyperlink>
         </w:p>
@@ -571,7 +571,7 @@
               </w:rPr>
               <w:t>3.4 Configuration</w:t>
               <w:tab/>
-              <w:t>7</w:t>
+              <w:t>8</w:t>
             </w:r>
           </w:hyperlink>
         </w:p>
@@ -593,7 +593,7 @@
               </w:rPr>
               <w:t>3.5 Looking After the Data</w:t>
               <w:tab/>
-              <w:t>7</w:t>
+              <w:t>8</w:t>
             </w:r>
           </w:hyperlink>
         </w:p>
@@ -621,6 +621,28 @@
         </w:p>
         <w:p>
           <w:pPr>
+            <w:pStyle w:val="TOC2"/>
+            <w:tabs>
+              <w:tab w:val="clear" w:pos="9077"/>
+              <w:tab w:val="right" w:pos="9359" w:leader="dot"/>
+            </w:tabs>
+            <w:rPr/>
+          </w:pPr>
+          <w:hyperlink w:anchor="__RefHeading___Toc9015_150">
+            <w:r>
+              <w:rPr>
+                <w:webHidden/>
+                <w:rStyle w:val="IndexLink"/>
+                <w:vanish w:val="false"/>
+              </w:rPr>
+              <w:t>3.7 File Information and the Release Package</w:t>
+              <w:tab/>
+              <w:t>10</w:t>
+            </w:r>
+          </w:hyperlink>
+        </w:p>
+        <w:p>
+          <w:pPr>
             <w:pStyle w:val="TOC1"/>
             <w:tabs>
               <w:tab w:val="clear" w:pos="9360"/>
@@ -628,7 +650,7 @@
             </w:tabs>
             <w:rPr/>
           </w:pPr>
-          <w:hyperlink w:anchor="__RefHeading___Toc9015_150">
+          <w:hyperlink w:anchor="__RefHeading___Toc9016_150">
             <w:r>
               <w:rPr>
                 <w:webHidden/>
@@ -637,7 +659,7 @@
               </w:rPr>
               <w:t>4. Known Limitations</w:t>
               <w:tab/>
-              <w:t>9</w:t>
+              <w:t>11</w:t>
             </w:r>
           </w:hyperlink>
         </w:p>
@@ -659,7 +681,7 @@
               </w:rPr>
               <w:t>Copyright Notice</w:t>
               <w:tab/>
-              <w:t>10</w:t>
+              <w:t>11</w:t>
             </w:r>
           </w:hyperlink>
         </w:p>
@@ -681,7 +703,7 @@
               </w:rPr>
               <w:t>Contact Information</w:t>
               <w:tab/>
-              <w:t>12</w:t>
+              <w:t>13</w:t>
             </w:r>
           </w:hyperlink>
           <w:r>
@@ -859,18 +881,6 @@
     </w:p>
     <w:p>
       <w:pPr>
-        <w:pStyle w:val="Heading2"/>
-        <w:rPr/>
-      </w:pPr>
-      <w:bookmarkStart w:id="9003" w:name="__RefHeading___Toc9002_150"/>
-      <w:r>
-        <w:rPr/>
-        <w:t>Getting Started</w:t>
-      </w:r>
-      <w:bookmarkEnd w:id="9003"/>
-    </w:p>
-    <w:p>
-      <w:pPr>
         <w:pStyle w:val="ListBullet"/>
         <w:numPr>
           <w:ilvl w:val="0"/>
@@ -884,11 +894,11 @@
         <w:rPr>
           <w:b/>
         </w:rPr>
-        <w:t>Development</w:t>
+        <w:t>File information</w:t>
       </w:r>
       <w:r>
         <w:rPr/>
-        <w:t>: run docker compose up -d --build in the project folder and open http://localhost:8080. Valkey starts with it; nothing needs to be configured.</w:t>
+        <w:t>: a file icon at the left of the footer opens a dialog about the open file (size, last change, permissions, where it is) and its sketch .svg.</w:t>
       </w:r>
     </w:p>
     <w:p>
@@ -906,12 +916,24 @@
         <w:rPr>
           <w:b/>
         </w:rPr>
-        <w:t>Production</w:t>
+        <w:t>Release package</w:t>
       </w:r>
       <w:r>
         <w:rPr/>
-        <w:t>: MLW_DOMAIN=your.host docker compose -f compose.yaml -f compose.prod.yaml up -d --build, as before. Optionally set MLW_VALKEY_PASSWORD in .env.</w:t>
+        <w:t>: scripts/package.sh builds an installable tar.gz with an installer, for a machine that has only Docker.</w:t>
       </w:r>
+    </w:p>
+    <w:p>
+      <w:pPr>
+        <w:pStyle w:val="Heading2"/>
+        <w:rPr/>
+      </w:pPr>
+      <w:bookmarkStart w:id="9003" w:name="__RefHeading___Toc9002_150"/>
+      <w:r>
+        <w:rPr/>
+        <w:t>Getting Started</w:t>
+      </w:r>
+      <w:bookmarkEnd w:id="9003"/>
     </w:p>
     <w:p>
       <w:pPr>
@@ -928,11 +950,11 @@
         <w:rPr>
           <w:b/>
         </w:rPr>
-        <w:t>Look at the data</w:t>
+        <w:t>Development</w:t>
       </w:r>
       <w:r>
         <w:rPr/>
-        <w:t>: docker exec &lt;valkey container&gt; valkey-cli --scan --pattern 'mlw:xsheet:*' lists the records; in development, valkey-cli -p 6380 does the same from the host.</w:t>
+        <w:t>: run docker compose up -d --build in the project folder and open http://localhost:8080. Valkey starts with it; nothing needs to be configured.</w:t>
       </w:r>
     </w:p>
     <w:p>
@@ -950,6 +972,72 @@
         <w:rPr>
           <w:b/>
         </w:rPr>
+        <w:t>From a release package</w:t>
+      </w:r>
+      <w:r>
+        <w:rPr/>
+        <w:t>: unpack mlw-xsheet-1.6.0.tar.gz and run ./install.sh --start --domain your.host (section 3.7).</w:t>
+      </w:r>
+    </w:p>
+    <w:p>
+      <w:pPr>
+        <w:pStyle w:val="ListBullet"/>
+        <w:numPr>
+          <w:ilvl w:val="0"/>
+          <w:numId w:val="1"/>
+        </w:numPr>
+        <w:spacing w:before="0" w:after="60"/>
+        <w:contextualSpacing/>
+        <w:rPr/>
+      </w:pPr>
+      <w:r>
+        <w:rPr>
+          <w:b/>
+        </w:rPr>
+        <w:t>Production</w:t>
+      </w:r>
+      <w:r>
+        <w:rPr/>
+        <w:t>: MLW_DOMAIN=your.host docker compose -f compose.yaml -f compose.prod.yaml up -d --build, as before. Optionally set MLW_VALKEY_PASSWORD in .env.</w:t>
+      </w:r>
+    </w:p>
+    <w:p>
+      <w:pPr>
+        <w:pStyle w:val="ListBullet"/>
+        <w:numPr>
+          <w:ilvl w:val="0"/>
+          <w:numId w:val="1"/>
+        </w:numPr>
+        <w:spacing w:before="0" w:after="60"/>
+        <w:contextualSpacing/>
+        <w:rPr/>
+      </w:pPr>
+      <w:r>
+        <w:rPr>
+          <w:b/>
+        </w:rPr>
+        <w:t>Look at the data</w:t>
+      </w:r>
+      <w:r>
+        <w:rPr/>
+        <w:t>: docker exec &lt;valkey container&gt; valkey-cli --scan --pattern 'mlw:xsheet:*' lists the records; in development, valkey-cli -p 6380 does the same from the host.</w:t>
+      </w:r>
+    </w:p>
+    <w:p>
+      <w:pPr>
+        <w:pStyle w:val="ListBullet"/>
+        <w:numPr>
+          <w:ilvl w:val="0"/>
+          <w:numId w:val="1"/>
+        </w:numPr>
+        <w:spacing w:before="0" w:after="60"/>
+        <w:contextualSpacing/>
+        <w:rPr/>
+      </w:pPr>
+      <w:r>
+        <w:rPr>
+          <w:b/>
+        </w:rPr>
         <w:t>Upgrading from 1.5.0</w:t>
       </w:r>
       <w:r>
@@ -1152,6 +1240,50 @@
       <w:r>
         <w:rPr/>
         <w:t>: drives enabled in mlw-storage for a user appear in File &gt; Storage Location; Use this drive keeps Open, Save As and the exports on it (section 3.6). This needs the mlw-storage gateway with the new drives endpoint.</w:t>
+      </w:r>
+    </w:p>
+    <w:p>
+      <w:pPr>
+        <w:pStyle w:val="ListBullet"/>
+        <w:numPr>
+          <w:ilvl w:val="0"/>
+          <w:numId w:val="1"/>
+        </w:numPr>
+        <w:spacing w:before="0" w:after="60"/>
+        <w:contextualSpacing/>
+        <w:rPr/>
+      </w:pPr>
+      <w:r>
+        <w:rPr>
+          <w:b/>
+        </w:rPr>
+        <w:t>File information</w:t>
+      </w:r>
+      <w:r>
+        <w:rPr/>
+        <w:t>: a file icon in the footer, left of the file name, opens File Information: for the document and for its sketch .svg, the name, folder, where it is, path, size, last-changed time and permissions (and owner, for data-folder files); also the lines and characters in the editor, unsaved changes, the schema and the number of shapes in the Sketchpad (section 3.7).</w:t>
+      </w:r>
+    </w:p>
+    <w:p>
+      <w:pPr>
+        <w:pStyle w:val="ListBullet"/>
+        <w:numPr>
+          <w:ilvl w:val="0"/>
+          <w:numId w:val="1"/>
+        </w:numPr>
+        <w:spacing w:before="0" w:after="60"/>
+        <w:contextualSpacing/>
+        <w:rPr/>
+      </w:pPr>
+      <w:r>
+        <w:rPr>
+          <w:b/>
+        </w:rPr>
+        <w:t>Release package</w:t>
+      </w:r>
+      <w:r>
+        <w:rPr/>
+        <w:t>: scripts/package.sh and install.sh, with doc/Installation.md (section 3.7).</w:t>
       </w:r>
     </w:p>
     <w:p>
@@ -5344,14 +5476,537 @@
     </w:p>
     <w:p>
       <w:pPr>
+        <w:pStyle w:val="Heading2"/>
+        <w:rPr/>
+      </w:pPr>
+      <w:bookmarkStart w:id="9016" w:name="__RefHeading___Toc9015_150"/>
+      <w:r>
+        <w:rPr/>
+        <w:t>3.7 File Information and the Release Package</w:t>
+      </w:r>
+      <w:bookmarkEnd w:id="9016"/>
+    </w:p>
+    <w:tbl>
+      <w:tblPr>
+        <w:tblStyle w:val="TableGrid"/>
+        <w:tblW w:w="9360" w:type="dxa"/>
+        <w:jc w:val="center"/>
+        <w:tblInd w:w="0" w:type="dxa"/>
+        <w:tblLayout w:type="fixed"/>
+        <w:tblCellMar>
+          <w:top w:w="0" w:type="dxa"/>
+          <w:left w:w="108" w:type="dxa"/>
+          <w:bottom w:w="0" w:type="dxa"/>
+          <w:right w:w="108" w:type="dxa"/>
+        </w:tblCellMar>
+        <w:tblLook w:val="04a0" w:noHBand="0" w:noVBand="1" w:firstColumn="1" w:lastRow="0" w:lastColumn="0" w:firstRow="1"/>
+      </w:tblPr>
+      <w:tblGrid>
+        <w:gridCol w:w="2304"/>
+        <w:gridCol w:w="7055"/>
+      </w:tblGrid>
+      <w:tr>
+        <w:trPr>
+          <w:tblHeader w:val="true"/>
+        </w:trPr>
+        <w:tc>
+          <w:tcPr>
+            <w:tcW w:w="2304" w:type="dxa"/>
+            <w:tcBorders/>
+            <w:shd w:color="auto" w:fill="5898D4" w:val="clear"/>
+          </w:tcPr>
+          <w:p>
+            <w:pPr>
+              <w:pStyle w:val="Normal"/>
+              <w:widowControl/>
+              <w:suppressAutoHyphens w:val="true"/>
+              <w:spacing w:before="0" w:after="120"/>
+              <w:jc w:val="left"/>
+              <w:rPr>
+                <w:rFonts w:cs=""/>
+                <w:kern w:val="0"/>
+                <w:szCs w:val="22"/>
+                <w:lang w:val="en-US" w:eastAsia="en-US" w:bidi="ar-SA"/>
+              </w:rPr>
+            </w:pPr>
+            <w:r>
+              <w:rPr>
+                <w:rFonts w:cs=""/>
+                <w:b/>
+                <w:color w:val="FFFFFF"/>
+                <w:kern w:val="0"/>
+                <w:sz w:val="19"/>
+                <w:szCs w:val="22"/>
+                <w:lang w:val="en-US" w:eastAsia="en-US" w:bidi="ar-SA"/>
+              </w:rPr>
+              <w:t>Feature</w:t>
+            </w:r>
+          </w:p>
+        </w:tc>
+        <w:tc>
+          <w:tcPr>
+            <w:tcW w:w="7055" w:type="dxa"/>
+            <w:tcBorders/>
+            <w:shd w:color="auto" w:fill="5898D4" w:val="clear"/>
+          </w:tcPr>
+          <w:p>
+            <w:pPr>
+              <w:pStyle w:val="Normal"/>
+              <w:widowControl/>
+              <w:suppressAutoHyphens w:val="true"/>
+              <w:spacing w:before="0" w:after="120"/>
+              <w:jc w:val="left"/>
+              <w:rPr>
+                <w:rFonts w:cs=""/>
+                <w:kern w:val="0"/>
+                <w:szCs w:val="22"/>
+                <w:lang w:val="en-US" w:eastAsia="en-US" w:bidi="ar-SA"/>
+              </w:rPr>
+            </w:pPr>
+            <w:r>
+              <w:rPr>
+                <w:rFonts w:cs=""/>
+                <w:b/>
+                <w:color w:val="FFFFFF"/>
+                <w:kern w:val="0"/>
+                <w:sz w:val="19"/>
+                <w:szCs w:val="22"/>
+                <w:lang w:val="en-US" w:eastAsia="en-US" w:bidi="ar-SA"/>
+              </w:rPr>
+              <w:t>Capability</w:t>
+            </w:r>
+          </w:p>
+        </w:tc>
+      </w:tr>
+      <w:tr>
+        <w:trPr>
+          <w:cantSplit w:val="true"/>
+        </w:trPr>
+        <w:tc>
+          <w:tcPr>
+            <w:tcW w:w="2304" w:type="dxa"/>
+            <w:tcBorders/>
+          </w:tcPr>
+          <w:p>
+            <w:pPr>
+              <w:pStyle w:val="Normal"/>
+              <w:widowControl/>
+              <w:suppressAutoHyphens w:val="true"/>
+              <w:spacing w:before="0" w:after="0"/>
+              <w:jc w:val="left"/>
+              <w:rPr>
+                <w:rFonts w:cs=""/>
+                <w:kern w:val="0"/>
+                <w:szCs w:val="22"/>
+                <w:lang w:val="en-US" w:eastAsia="en-US" w:bidi="ar-SA"/>
+              </w:rPr>
+            </w:pPr>
+            <w:r>
+              <w:rPr>
+                <w:rFonts w:cs=""/>
+                <w:b/>
+                <w:kern w:val="0"/>
+                <w:sz w:val="19"/>
+                <w:szCs w:val="22"/>
+                <w:lang w:val="en-US" w:eastAsia="en-US" w:bidi="ar-SA"/>
+              </w:rPr>
+              <w:t>File icon</w:t>
+            </w:r>
+          </w:p>
+        </w:tc>
+        <w:tc>
+          <w:tcPr>
+            <w:tcW w:w="7055" w:type="dxa"/>
+            <w:tcBorders/>
+          </w:tcPr>
+          <w:p>
+            <w:pPr>
+              <w:pStyle w:val="Normal"/>
+              <w:widowControl/>
+              <w:suppressAutoHyphens w:val="true"/>
+              <w:spacing w:before="0" w:after="0"/>
+              <w:jc w:val="left"/>
+              <w:rPr>
+                <w:rFonts w:cs=""/>
+                <w:kern w:val="0"/>
+                <w:szCs w:val="22"/>
+                <w:lang w:val="en-US" w:eastAsia="en-US" w:bidi="ar-SA"/>
+              </w:rPr>
+            </w:pPr>
+            <w:r>
+              <w:rPr>
+                <w:rFonts w:cs=""/>
+                <w:kern w:val="0"/>
+                <w:sz w:val="19"/>
+                <w:szCs w:val="22"/>
+                <w:lang w:val="en-US" w:eastAsia="en-US" w:bidi="ar-SA"/>
+              </w:rPr>
+              <w:t>A file icon at the left of the footer, before the file name. Clicking it opens File Information. With no file open it only says so.</w:t>
+            </w:r>
+          </w:p>
+        </w:tc>
+      </w:tr>
+      <w:tr>
+        <w:trPr>
+          <w:cantSplit w:val="true"/>
+        </w:trPr>
+        <w:tc>
+          <w:tcPr>
+            <w:tcW w:w="2304" w:type="dxa"/>
+            <w:tcBorders/>
+          </w:tcPr>
+          <w:p>
+            <w:pPr>
+              <w:pStyle w:val="Normal"/>
+              <w:widowControl/>
+              <w:suppressAutoHyphens w:val="true"/>
+              <w:spacing w:before="0" w:after="0"/>
+              <w:jc w:val="left"/>
+              <w:rPr>
+                <w:rFonts w:cs=""/>
+                <w:kern w:val="0"/>
+                <w:szCs w:val="22"/>
+                <w:lang w:val="en-US" w:eastAsia="en-US" w:bidi="ar-SA"/>
+              </w:rPr>
+            </w:pPr>
+            <w:r>
+              <w:rPr>
+                <w:rFonts w:cs=""/>
+                <w:b/>
+                <w:kern w:val="0"/>
+                <w:sz w:val="19"/>
+                <w:szCs w:val="22"/>
+                <w:lang w:val="en-US" w:eastAsia="en-US" w:bidi="ar-SA"/>
+              </w:rPr>
+              <w:t>Document</w:t>
+            </w:r>
+          </w:p>
+        </w:tc>
+        <w:tc>
+          <w:tcPr>
+            <w:tcW w:w="7055" w:type="dxa"/>
+            <w:tcBorders/>
+          </w:tcPr>
+          <w:p>
+            <w:pPr>
+              <w:pStyle w:val="Normal"/>
+              <w:widowControl/>
+              <w:suppressAutoHyphens w:val="true"/>
+              <w:spacing w:before="0" w:after="0"/>
+              <w:jc w:val="left"/>
+              <w:rPr>
+                <w:rFonts w:cs=""/>
+                <w:kern w:val="0"/>
+                <w:szCs w:val="22"/>
+                <w:lang w:val="en-US" w:eastAsia="en-US" w:bidi="ar-SA"/>
+              </w:rPr>
+            </w:pPr>
+            <w:r>
+              <w:rPr>
+                <w:rFonts w:cs=""/>
+                <w:kern w:val="0"/>
+                <w:sz w:val="19"/>
+                <w:szCs w:val="22"/>
+                <w:lang w:val="en-US" w:eastAsia="en-US" w:bidi="ar-SA"/>
+              </w:rPr>
+              <w:t>Name, folder, where the file is (the data folder, the user's own storage or a removable drive), full path, size, last-changed time and permissions; for a file in the data folder also its owner. Then the lines and characters in the editor, whether there are unsaved changes, and the schema in use. A document not yet saved says so.</w:t>
+            </w:r>
+          </w:p>
+        </w:tc>
+      </w:tr>
+      <w:tr>
+        <w:trPr>
+          <w:cantSplit w:val="true"/>
+        </w:trPr>
+        <w:tc>
+          <w:tcPr>
+            <w:tcW w:w="2304" w:type="dxa"/>
+            <w:tcBorders/>
+          </w:tcPr>
+          <w:p>
+            <w:pPr>
+              <w:pStyle w:val="Normal"/>
+              <w:widowControl/>
+              <w:suppressAutoHyphens w:val="true"/>
+              <w:spacing w:before="0" w:after="0"/>
+              <w:jc w:val="left"/>
+              <w:rPr>
+                <w:rFonts w:cs=""/>
+                <w:kern w:val="0"/>
+                <w:szCs w:val="22"/>
+                <w:lang w:val="en-US" w:eastAsia="en-US" w:bidi="ar-SA"/>
+              </w:rPr>
+            </w:pPr>
+            <w:r>
+              <w:rPr>
+                <w:rFonts w:cs=""/>
+                <w:b/>
+                <w:kern w:val="0"/>
+                <w:sz w:val="19"/>
+                <w:szCs w:val="22"/>
+                <w:lang w:val="en-US" w:eastAsia="en-US" w:bidi="ar-SA"/>
+              </w:rPr>
+              <w:t>Sketch (.svg)</w:t>
+            </w:r>
+          </w:p>
+        </w:tc>
+        <w:tc>
+          <w:tcPr>
+            <w:tcW w:w="7055" w:type="dxa"/>
+            <w:tcBorders/>
+          </w:tcPr>
+          <w:p>
+            <w:pPr>
+              <w:pStyle w:val="Normal"/>
+              <w:widowControl/>
+              <w:suppressAutoHyphens w:val="true"/>
+              <w:spacing w:before="0" w:after="0"/>
+              <w:jc w:val="left"/>
+              <w:rPr>
+                <w:rFonts w:cs=""/>
+                <w:kern w:val="0"/>
+                <w:szCs w:val="22"/>
+                <w:lang w:val="en-US" w:eastAsia="en-US" w:bidi="ar-SA"/>
+              </w:rPr>
+            </w:pPr>
+            <w:r>
+              <w:rPr>
+                <w:rFonts w:cs=""/>
+                <w:kern w:val="0"/>
+                <w:sz w:val="19"/>
+                <w:szCs w:val="22"/>
+                <w:lang w:val="en-US" w:eastAsia="en-US" w:bidi="ar-SA"/>
+              </w:rPr>
+              <w:t>The number of shapes in the Sketchpad (and whether they are unsaved), and the same details for the .svg beside the document, or that it has not been saved yet. Files in the user's storage are read over SFTP; if that fails the dialog says so for the file.</w:t>
+            </w:r>
+          </w:p>
+        </w:tc>
+      </w:tr>
+      <w:tr>
+        <w:trPr>
+          <w:cantSplit w:val="true"/>
+        </w:trPr>
+        <w:tc>
+          <w:tcPr>
+            <w:tcW w:w="2304" w:type="dxa"/>
+            <w:tcBorders/>
+          </w:tcPr>
+          <w:p>
+            <w:pPr>
+              <w:pStyle w:val="Normal"/>
+              <w:widowControl/>
+              <w:suppressAutoHyphens w:val="true"/>
+              <w:spacing w:before="0" w:after="0"/>
+              <w:jc w:val="left"/>
+              <w:rPr>
+                <w:rFonts w:cs=""/>
+                <w:kern w:val="0"/>
+                <w:szCs w:val="22"/>
+                <w:lang w:val="en-US" w:eastAsia="en-US" w:bidi="ar-SA"/>
+              </w:rPr>
+            </w:pPr>
+            <w:r>
+              <w:rPr>
+                <w:rFonts w:cs=""/>
+                <w:b/>
+                <w:kern w:val="0"/>
+                <w:sz w:val="19"/>
+                <w:szCs w:val="22"/>
+                <w:lang w:val="en-US" w:eastAsia="en-US" w:bidi="ar-SA"/>
+              </w:rPr>
+              <w:t>scripts/package.sh</w:t>
+            </w:r>
+          </w:p>
+        </w:tc>
+        <w:tc>
+          <w:tcPr>
+            <w:tcW w:w="7055" w:type="dxa"/>
+            <w:tcBorders/>
+          </w:tcPr>
+          <w:p>
+            <w:pPr>
+              <w:pStyle w:val="Normal"/>
+              <w:widowControl/>
+              <w:suppressAutoHyphens w:val="true"/>
+              <w:spacing w:before="0" w:after="0"/>
+              <w:jc w:val="left"/>
+              <w:rPr>
+                <w:rFonts w:cs=""/>
+                <w:kern w:val="0"/>
+                <w:szCs w:val="22"/>
+                <w:lang w:val="en-US" w:eastAsia="en-US" w:bidi="ar-SA"/>
+              </w:rPr>
+            </w:pPr>
+            <w:r>
+              <w:rPr>
+                <w:rFonts w:cs=""/>
+                <w:kern w:val="0"/>
+                <w:sz w:val="19"/>
+                <w:szCs w:val="22"/>
+                <w:lang w:val="en-US" w:eastAsia="en-US" w:bidi="ar-SA"/>
+              </w:rPr>
+              <w:t>Builds releases/mlw-xsheet-&lt;version&gt;.tar.gz (and a .sha256): the production image, the Valkey and Caddy images, the Compose files, Caddyfile, .env.example, examples, the source, the release notes, the User Guide, the licenses and Installation.md, with a checksum for every file. The version must match the About dialog.</w:t>
+            </w:r>
+          </w:p>
+        </w:tc>
+      </w:tr>
+      <w:tr>
+        <w:trPr>
+          <w:cantSplit w:val="true"/>
+        </w:trPr>
+        <w:tc>
+          <w:tcPr>
+            <w:tcW w:w="2304" w:type="dxa"/>
+            <w:tcBorders/>
+          </w:tcPr>
+          <w:p>
+            <w:pPr>
+              <w:pStyle w:val="Normal"/>
+              <w:widowControl/>
+              <w:suppressAutoHyphens w:val="true"/>
+              <w:spacing w:before="0" w:after="0"/>
+              <w:jc w:val="left"/>
+              <w:rPr>
+                <w:rFonts w:cs=""/>
+                <w:kern w:val="0"/>
+                <w:szCs w:val="22"/>
+                <w:lang w:val="en-US" w:eastAsia="en-US" w:bidi="ar-SA"/>
+              </w:rPr>
+            </w:pPr>
+            <w:r>
+              <w:rPr>
+                <w:rFonts w:cs=""/>
+                <w:b/>
+                <w:kern w:val="0"/>
+                <w:sz w:val="19"/>
+                <w:szCs w:val="22"/>
+                <w:lang w:val="en-US" w:eastAsia="en-US" w:bidi="ar-SA"/>
+              </w:rPr>
+              <w:t>scripts/install.sh</w:t>
+            </w:r>
+          </w:p>
+        </w:tc>
+        <w:tc>
+          <w:tcPr>
+            <w:tcW w:w="7055" w:type="dxa"/>
+            <w:tcBorders/>
+          </w:tcPr>
+          <w:p>
+            <w:pPr>
+              <w:pStyle w:val="Normal"/>
+              <w:widowControl/>
+              <w:suppressAutoHyphens w:val="true"/>
+              <w:spacing w:before="0" w:after="0"/>
+              <w:jc w:val="left"/>
+              <w:rPr>
+                <w:rFonts w:cs=""/>
+                <w:kern w:val="0"/>
+                <w:szCs w:val="22"/>
+                <w:lang w:val="en-US" w:eastAsia="en-US" w:bidi="ar-SA"/>
+              </w:rPr>
+            </w:pPr>
+            <w:r>
+              <w:rPr>
+                <w:rFonts w:cs=""/>
+                <w:kern w:val="0"/>
+                <w:sz w:val="19"/>
+                <w:szCs w:val="22"/>
+                <w:lang w:val="en-US" w:eastAsia="en-US" w:bidi="ar-SA"/>
+              </w:rPr>
+              <w:t>On the target machine: verifies the checksums, loads the images, and on a first install creates .env (production Compose files, pinned image tag, a generated MLW_STORAGE_SECRET, and the options --domain, --keycloak-url, --storage-url, --http-port, --https-port). --start starts the stack; --seed-examples copies the examples into the data volume; --update-versions sets the image tag of an existing .env.</w:t>
+            </w:r>
+          </w:p>
+        </w:tc>
+      </w:tr>
+      <w:tr>
+        <w:trPr>
+          <w:cantSplit w:val="true"/>
+        </w:trPr>
+        <w:tc>
+          <w:tcPr>
+            <w:tcW w:w="2304" w:type="dxa"/>
+            <w:tcBorders/>
+          </w:tcPr>
+          <w:p>
+            <w:pPr>
+              <w:pStyle w:val="Normal"/>
+              <w:widowControl/>
+              <w:suppressAutoHyphens w:val="true"/>
+              <w:spacing w:before="0" w:after="0"/>
+              <w:jc w:val="left"/>
+              <w:rPr>
+                <w:rFonts w:cs=""/>
+                <w:kern w:val="0"/>
+                <w:szCs w:val="22"/>
+                <w:lang w:val="en-US" w:eastAsia="en-US" w:bidi="ar-SA"/>
+              </w:rPr>
+            </w:pPr>
+            <w:r>
+              <w:rPr>
+                <w:rFonts w:cs=""/>
+                <w:b/>
+                <w:kern w:val="0"/>
+                <w:sz w:val="19"/>
+                <w:szCs w:val="22"/>
+                <w:lang w:val="en-US" w:eastAsia="en-US" w:bidi="ar-SA"/>
+              </w:rPr>
+              <w:t>doc/Installation.md</w:t>
+            </w:r>
+          </w:p>
+        </w:tc>
+        <w:tc>
+          <w:tcPr>
+            <w:tcW w:w="7055" w:type="dxa"/>
+            <w:tcBorders/>
+          </w:tcPr>
+          <w:p>
+            <w:pPr>
+              <w:pStyle w:val="Normal"/>
+              <w:widowControl/>
+              <w:suppressAutoHyphens w:val="true"/>
+              <w:spacing w:before="0" w:after="0"/>
+              <w:jc w:val="left"/>
+              <w:rPr>
+                <w:rFonts w:cs=""/>
+                <w:kern w:val="0"/>
+                <w:szCs w:val="22"/>
+                <w:lang w:val="en-US" w:eastAsia="en-US" w:bidi="ar-SA"/>
+              </w:rPr>
+            </w:pPr>
+            <w:r>
+              <w:rPr>
+                <w:rFonts w:cs=""/>
+                <w:kern w:val="0"/>
+                <w:sz w:val="19"/>
+                <w:szCs w:val="22"/>
+                <w:lang w:val="en-US" w:eastAsia="en-US" w:bidi="ar-SA"/>
+              </w:rPr>
+              <w:t>Requirements, installation, settings, the volumes to back up, upgrade, uninstall, rebuilding the image from source and troubleshooting.</w:t>
+            </w:r>
+          </w:p>
+        </w:tc>
+      </w:tr>
+    </w:tbl>
+    <w:p>
+      <w:pPr>
+        <w:pStyle w:val="Normal"/>
+        <w:spacing w:before="0" w:after="40"/>
+        <w:rPr/>
+      </w:pPr>
+      <w:r>
+        <w:rPr/>
+      </w:r>
+    </w:p>
+    <w:p>
+      <w:pPr>
         <w:pStyle w:val="Heading1"/>
         <w:rPr/>
       </w:pPr>
-      <w:bookmarkStart w:id="9016" w:name="__RefHeading___Toc9015_150"/>
+      <w:bookmarkStart w:id="9017" w:name="__RefHeading___Toc9016_150"/>
       <w:r>
         <w:t>4. Known Limitations</w:t>
       </w:r>
-      <w:bookmarkEnd w:id="9016"/>
+      <w:bookmarkEnd w:id="9017"/>
     </w:p>
     <w:p>
       <w:pPr>
@@ -5633,12 +6288,12 @@
         <w:spacing w:before="0" w:after="120"/>
         <w:rPr/>
       </w:pPr>
-      <w:bookmarkStart w:id="9017" w:name="__RefHeading___Toc9990_150"/>
+      <w:bookmarkStart w:id="9018" w:name="__RefHeading___Toc9990_150"/>
       <w:r>
         <w:rPr/>
         <w:t>Copyright Notice</w:t>
       </w:r>
-      <w:bookmarkEnd w:id="9017"/>
+      <w:bookmarkEnd w:id="9018"/>
     </w:p>
     <w:p>
       <w:pPr>
@@ -8429,12 +9084,12 @@
         <w:pStyle w:val="Heading1"/>
         <w:rPr/>
       </w:pPr>
-      <w:bookmarkStart w:id="9018" w:name="__RefHeading___Toc9991_150"/>
+      <w:bookmarkStart w:id="9019" w:name="__RefHeading___Toc9991_150"/>
       <w:r>
         <w:rPr/>
         <w:t>Contact Information</w:t>
       </w:r>
-      <w:bookmarkEnd w:id="9018"/>
+      <w:bookmarkEnd w:id="9019"/>
     </w:p>
     <w:p>
       <w:pPr>
